--- a/PrimeiroAno/MatematicaPrimeiroAno/TerceiroTrimestre/AvaliacaoTerceiroTrimestreMatematica1Ano/Recuperacao/RecuperacaoMatematica1anoTerceiroTrimestre2025.docx
+++ b/PrimeiroAno/MatematicaPrimeiroAno/TerceiroTrimestre/AvaliacaoTerceiroTrimestreMatematica1Ano/Recuperacao/RecuperacaoMatematica1anoTerceiroTrimestre2025.docx
@@ -83,7 +83,7 @@
               </wp:anchor>
             </w:drawing>
           </mc:Choice>
-          <mc:Fallback xmlns:w16sdtdh="http://schemas.microsoft.com/office/word/2020/wordml/sdtdatahash" xmlns:w16="http://schemas.microsoft.com/office/word/2018/wordml" xmlns:w16cid="http://schemas.microsoft.com/office/word/2016/wordml/cid" xmlns:w16cex="http://schemas.microsoft.com/office/word/2018/wordml/cex" xmlns:a="http://schemas.openxmlformats.org/drawingml/2006/main">
+          <mc:Fallback xmlns:a="http://schemas.openxmlformats.org/drawingml/2006/main" xmlns:w16cex="http://schemas.microsoft.com/office/word/2018/wordml/cex" xmlns:w16cid="http://schemas.microsoft.com/office/word/2016/wordml/cid" xmlns:w16="http://schemas.microsoft.com/office/word/2018/wordml" xmlns:w16sdtdh="http://schemas.microsoft.com/office/word/2020/wordml/sdtdatahash">
             <w:pict>
               <v:shapetype id="_x0000_t75" coordsize="21600,21600" o:spt="75" o:preferrelative="t" path="m@4@5l@4@11@9@11@9@5xe" filled="f" stroked="f">
                 <v:stroke joinstyle="miter"/>
@@ -174,7 +174,7 @@
               </wp:anchor>
             </w:drawing>
           </mc:Choice>
-          <mc:Fallback xmlns:w16sdtdh="http://schemas.microsoft.com/office/word/2020/wordml/sdtdatahash" xmlns:w16="http://schemas.microsoft.com/office/word/2018/wordml" xmlns:w16cid="http://schemas.microsoft.com/office/word/2016/wordml/cid" xmlns:w16cex="http://schemas.microsoft.com/office/word/2018/wordml/cex" xmlns:a="http://schemas.openxmlformats.org/drawingml/2006/main">
+          <mc:Fallback xmlns:a="http://schemas.openxmlformats.org/drawingml/2006/main" xmlns:w16cex="http://schemas.microsoft.com/office/word/2018/wordml/cex" xmlns:w16cid="http://schemas.microsoft.com/office/word/2016/wordml/cid" xmlns:w16="http://schemas.microsoft.com/office/word/2018/wordml" xmlns:w16sdtdh="http://schemas.microsoft.com/office/word/2020/wordml/sdtdatahash">
             <w:pict>
               <v:shapetype id="_x0000_t75" coordsize="21600,21600" o:spt="75" o:preferrelative="t" path="m@4@5l@4@11@9@11@9@5xe" filled="f" stroked="f">
                 <v:stroke joinstyle="miter"/>
@@ -280,7 +280,7 @@
               </wp:anchor>
             </w:drawing>
           </mc:Choice>
-          <mc:Fallback xmlns:w16sdtdh="http://schemas.microsoft.com/office/word/2020/wordml/sdtdatahash" xmlns:w16="http://schemas.microsoft.com/office/word/2018/wordml" xmlns:w16cid="http://schemas.microsoft.com/office/word/2016/wordml/cid" xmlns:w16cex="http://schemas.microsoft.com/office/word/2018/wordml/cex" xmlns:a="http://schemas.openxmlformats.org/drawingml/2006/main">
+          <mc:Fallback xmlns:a="http://schemas.openxmlformats.org/drawingml/2006/main" xmlns:w16cex="http://schemas.microsoft.com/office/word/2018/wordml/cex" xmlns:w16cid="http://schemas.microsoft.com/office/word/2016/wordml/cid" xmlns:w16="http://schemas.microsoft.com/office/word/2018/wordml" xmlns:w16sdtdh="http://schemas.microsoft.com/office/word/2020/wordml/sdtdatahash">
             <w:pict>
               <v:shapetype id="_x0000_t75" coordsize="21600,21600" o:spt="75" o:preferrelative="t" path="m@4@5l@4@11@9@11@9@5xe" filled="f" stroked="f">
                 <v:stroke joinstyle="miter"/>
@@ -851,53 +851,133 @@
           <w:lang w:eastAsia="pt-BR"/>
         </w:rPr>
       </w:pPr>
-      <w:bookmarkStart w:id="0" w:name="_GoBack"/>
-      <w:bookmarkEnd w:id="0"/>
     </w:p>
     <w:p>
       <w:pPr>
-        <w:pStyle w:val="PargrafodaLista"/>
         <w:numPr>
           <w:ilvl w:val="0"/>
-          <w:numId w:val="17"/>
+          <w:numId w:val="19"/>
         </w:numPr>
-        <w:spacing w:after="120" w:line="240" w:lineRule="auto"/>
+        <w:spacing w:before="100" w:beforeAutospacing="1" w:after="100" w:afterAutospacing="1" w:line="240" w:lineRule="auto"/>
         <w:jc w:val="both"/>
         <w:rPr>
           <w:rFonts w:ascii="Arial" w:eastAsia="Times New Roman" w:hAnsi="Arial" w:cs="Arial"/>
-          <w:sz w:val="20"/>
-          <w:szCs w:val="20"/>
+          <w:b/>
           <w:lang w:eastAsia="pt-BR"/>
         </w:rPr>
       </w:pPr>
       <w:r>
         <w:rPr>
-          <w:rFonts w:ascii="Arial" w:hAnsi="Arial" w:cs="Arial"/>
-          <w:sz w:val="20"/>
-          <w:szCs w:val="20"/>
+          <w:rFonts w:ascii="Arial" w:eastAsia="Times New Roman" w:hAnsi="Arial" w:cs="Arial"/>
+          <w:bCs/>
+          <w:lang w:eastAsia="pt-BR"/>
         </w:rPr>
         <w:t xml:space="preserve">Numa progressão aritmética (P.A.) cujo primeiro termo é </w:t>
+      </w:r>
+      <w:r>
+        <w:rPr>
+          <w:rFonts w:ascii="Arial" w:eastAsia="Times New Roman" w:hAnsi="Arial" w:cs="Arial"/>
+          <w:bCs/>
+          <w:i/>
+          <w:iCs/>
+          <w:lang w:eastAsia="pt-BR"/>
+        </w:rPr>
+        <w:t>a</w:t>
+      </w:r>
+      <w:r>
+        <w:rPr>
+          <w:rFonts w:ascii="Cambria Math" w:eastAsia="Times New Roman" w:hAnsi="Cambria Math" w:cs="Cambria Math"/>
+          <w:bCs/>
+          <w:i/>
+          <w:iCs/>
+          <w:lang w:eastAsia="pt-BR"/>
+        </w:rPr>
+        <w:t>₁</w:t>
+      </w:r>
+      <w:r>
+        <w:rPr>
+          <w:rFonts w:ascii="Arial" w:eastAsia="Times New Roman" w:hAnsi="Arial" w:cs="Arial"/>
+          <w:bCs/>
+          <w:i/>
+          <w:iCs/>
+          <w:lang w:eastAsia="pt-BR"/>
+        </w:rPr>
+        <w:t xml:space="preserve"> = 4</w:t>
+      </w:r>
+      <w:r>
+        <w:rPr>
+          <w:rFonts w:ascii="Arial" w:eastAsia="Times New Roman" w:hAnsi="Arial" w:cs="Arial"/>
+          <w:bCs/>
+          <w:lang w:eastAsia="pt-BR"/>
+        </w:rPr>
+        <w:t xml:space="preserve"> e razão </w:t>
+      </w:r>
+      <w:r>
+        <w:rPr>
+          <w:rFonts w:ascii="Arial" w:eastAsia="Times New Roman" w:hAnsi="Arial" w:cs="Arial"/>
+          <w:bCs/>
+          <w:i/>
+          <w:iCs/>
+          <w:lang w:eastAsia="pt-BR"/>
+        </w:rPr>
+        <w:t>r = 6</w:t>
+      </w:r>
+      <w:r>
+        <w:rPr>
+          <w:rFonts w:ascii="Arial" w:eastAsia="Times New Roman" w:hAnsi="Arial" w:cs="Arial"/>
+          <w:bCs/>
+          <w:lang w:eastAsia="pt-BR"/>
+        </w:rPr>
+        <w:t>, determine o 6.º termo</w:t>
+      </w:r>
+      <w:r>
+        <w:rPr>
+          <w:rFonts w:ascii="Arial" w:eastAsia="Times New Roman" w:hAnsi="Arial" w:cs="Arial"/>
+          <w:b/>
+          <w:bCs/>
+          <w:lang w:eastAsia="pt-BR"/>
+        </w:rPr>
+        <w:t>. Mostre todos os passos.</w:t>
+      </w:r>
+    </w:p>
+    <w:p>
+      <w:pPr>
+        <w:numPr>
+          <w:ilvl w:val="0"/>
+          <w:numId w:val="20"/>
+        </w:numPr>
+        <w:spacing w:before="100" w:beforeAutospacing="1" w:after="100" w:afterAutospacing="1" w:line="240" w:lineRule="auto"/>
+        <w:jc w:val="both"/>
+        <w:rPr>
+          <w:rFonts w:ascii="Arial" w:eastAsia="Times New Roman" w:hAnsi="Arial" w:cs="Arial"/>
+          <w:lang w:eastAsia="pt-BR"/>
+        </w:rPr>
+      </w:pPr>
+      <w:r>
+        <w:rPr>
+          <w:rFonts w:ascii="Arial" w:eastAsia="Times New Roman" w:hAnsi="Arial" w:cs="Arial"/>
+          <w:bCs/>
+          <w:lang w:eastAsia="pt-BR"/>
+        </w:rPr>
+        <w:t xml:space="preserve">Obtenha a fórmula do termo geral </w:t>
       </w:r>
       <m:oMath>
         <m:sSub>
           <m:sSubPr>
             <m:ctrlPr>
               <w:rPr>
-                <w:rStyle w:val="katex-mathml"/>
-                <w:rFonts w:ascii="Cambria Math" w:hAnsi="Cambria Math" w:cs="Arial"/>
+                <w:rFonts w:ascii="Cambria Math" w:eastAsia="Times New Roman" w:hAnsi="Cambria Math" w:cs="Arial"/>
+                <w:bCs/>
                 <w:i/>
-                <w:sz w:val="20"/>
-                <w:szCs w:val="20"/>
+                <w:lang w:eastAsia="pt-BR"/>
               </w:rPr>
             </m:ctrlPr>
           </m:sSubPr>
           <m:e>
             <m:r>
               <w:rPr>
-                <w:rStyle w:val="katex-mathml"/>
-                <w:rFonts w:ascii="Cambria Math" w:hAnsi="Cambria Math" w:cs="Arial"/>
-                <w:sz w:val="20"/>
-                <w:szCs w:val="20"/>
+                <w:rFonts w:ascii="Cambria Math" w:eastAsia="Times New Roman" w:hAnsi="Cambria Math" w:cs="Arial"/>
+                <w:lang w:eastAsia="pt-BR"/>
               </w:rPr>
               <m:t>a</m:t>
             </m:r>
@@ -905,10 +985,196 @@
           <m:sub>
             <m:r>
               <w:rPr>
-                <w:rStyle w:val="katex-mathml"/>
-                <w:rFonts w:ascii="Cambria Math" w:hAnsi="Cambria Math" w:cs="Arial"/>
-                <w:sz w:val="20"/>
-                <w:szCs w:val="20"/>
+                <w:rFonts w:ascii="Cambria Math" w:eastAsia="Times New Roman" w:hAnsi="Cambria Math" w:cs="Arial"/>
+                <w:lang w:eastAsia="pt-BR"/>
+              </w:rPr>
+              <m:t>n</m:t>
+            </m:r>
+          </m:sub>
+        </m:sSub>
+      </m:oMath>
+      <w:r>
+        <w:rPr>
+          <w:rFonts w:ascii="Arial" w:eastAsia="Times New Roman" w:hAnsi="Arial" w:cs="Arial"/>
+          <w:bCs/>
+          <w:lang w:eastAsia="pt-BR"/>
+        </w:rPr>
+        <w:t xml:space="preserve">da P.A. cujos primeiros termos (1,4,7,10, …). </w:t>
+      </w:r>
+      <w:r>
+        <w:rPr>
+          <w:rFonts w:ascii="Arial" w:eastAsia="Times New Roman" w:hAnsi="Arial" w:cs="Arial"/>
+          <w:b/>
+          <w:bCs/>
+          <w:lang w:eastAsia="pt-BR"/>
+        </w:rPr>
+        <w:t>Explique como chegou à expressão.</w:t>
+      </w:r>
+    </w:p>
+    <w:p>
+      <w:pPr>
+        <w:numPr>
+          <w:ilvl w:val="0"/>
+          <w:numId w:val="21"/>
+        </w:numPr>
+        <w:spacing w:before="100" w:beforeAutospacing="1" w:after="100" w:afterAutospacing="1" w:line="240" w:lineRule="auto"/>
+        <w:jc w:val="both"/>
+        <w:rPr>
+          <w:rFonts w:ascii="Arial" w:eastAsia="Times New Roman" w:hAnsi="Arial" w:cs="Arial"/>
+          <w:lang w:eastAsia="pt-BR"/>
+        </w:rPr>
+      </w:pPr>
+      <w:r>
+        <w:rPr>
+          <w:rFonts w:ascii="Arial" w:eastAsia="Times New Roman" w:hAnsi="Arial" w:cs="Arial"/>
+          <w:bCs/>
+          <w:lang w:eastAsia="pt-BR"/>
+        </w:rPr>
+        <w:t xml:space="preserve">Calcule a soma dos 12 primeiros termos da P.A. (5,9,13, …). </w:t>
+      </w:r>
+      <w:r>
+        <w:rPr>
+          <w:rFonts w:ascii="Arial" w:eastAsia="Times New Roman" w:hAnsi="Arial" w:cs="Arial"/>
+          <w:b/>
+          <w:bCs/>
+          <w:lang w:eastAsia="pt-BR"/>
+        </w:rPr>
+        <w:t>Apresente o raciocínio.</w:t>
+      </w:r>
+    </w:p>
+    <w:p>
+      <w:pPr>
+        <w:numPr>
+          <w:ilvl w:val="0"/>
+          <w:numId w:val="22"/>
+        </w:numPr>
+        <w:spacing w:before="100" w:beforeAutospacing="1" w:after="100" w:afterAutospacing="1" w:line="240" w:lineRule="auto"/>
+        <w:jc w:val="both"/>
+        <w:rPr>
+          <w:rFonts w:ascii="Arial" w:eastAsia="Times New Roman" w:hAnsi="Arial" w:cs="Arial"/>
+          <w:lang w:eastAsia="pt-BR"/>
+        </w:rPr>
+      </w:pPr>
+      <w:r>
+        <w:rPr>
+          <w:rFonts w:ascii="Arial" w:eastAsia="Times New Roman" w:hAnsi="Arial" w:cs="Arial"/>
+          <w:bCs/>
+          <w:lang w:eastAsia="pt-BR"/>
+        </w:rPr>
+        <w:t>Que número deve ser adicionado a cada termo da P.A. (2,5,8, …) para que a sequência resultante seja (7,10,</w:t>
+      </w:r>
+      <w:bookmarkStart w:id="0" w:name="_GoBack"/>
+      <w:bookmarkEnd w:id="0"/>
+      <w:r>
+        <w:rPr>
+          <w:rFonts w:ascii="Arial" w:eastAsia="Times New Roman" w:hAnsi="Arial" w:cs="Arial"/>
+          <w:bCs/>
+          <w:lang w:eastAsia="pt-BR"/>
+        </w:rPr>
+        <w:t xml:space="preserve">13, …)? </w:t>
+      </w:r>
+      <w:r>
+        <w:rPr>
+          <w:rFonts w:ascii="Arial" w:eastAsia="Times New Roman" w:hAnsi="Arial" w:cs="Arial"/>
+          <w:b/>
+          <w:bCs/>
+          <w:lang w:eastAsia="pt-BR"/>
+        </w:rPr>
+        <w:t>Explique e verifique.</w:t>
+      </w:r>
+    </w:p>
+    <w:p>
+      <w:pPr>
+        <w:pStyle w:val="PargrafodaLista"/>
+        <w:numPr>
+          <w:ilvl w:val="0"/>
+          <w:numId w:val="24"/>
+        </w:numPr>
+        <w:spacing w:before="100" w:beforeAutospacing="1" w:after="100" w:afterAutospacing="1" w:line="240" w:lineRule="auto"/>
+        <w:jc w:val="both"/>
+        <w:rPr>
+          <w:rFonts w:ascii="Arial" w:eastAsia="Times New Roman" w:hAnsi="Arial" w:cs="Arial"/>
+          <w:b/>
+          <w:lang w:eastAsia="pt-BR"/>
+        </w:rPr>
+      </w:pPr>
+      <w:r>
+        <w:rPr>
+          <w:rFonts w:ascii="Arial" w:eastAsia="Times New Roman" w:hAnsi="Arial" w:cs="Arial"/>
+          <w:bCs/>
+          <w:lang w:eastAsia="pt-BR"/>
+        </w:rPr>
+        <w:t>Determine a razão da P.A. (−10, −5, 0, 5, 10</w:t>
+      </w:r>
+      <w:r>
+        <w:rPr>
+          <w:rFonts w:ascii="Arial" w:eastAsia="Times New Roman" w:hAnsi="Arial" w:cs="Arial"/>
+          <w:b/>
+          <w:bCs/>
+          <w:lang w:eastAsia="pt-BR"/>
+        </w:rPr>
+        <w:t>, …).  Mostre o procedimento.</w:t>
+      </w:r>
+    </w:p>
+    <w:p>
+      <w:pPr>
+        <w:pStyle w:val="PargrafodaLista"/>
+        <w:spacing w:before="100" w:beforeAutospacing="1" w:after="100" w:afterAutospacing="1" w:line="240" w:lineRule="auto"/>
+        <w:jc w:val="both"/>
+        <w:rPr>
+          <w:rFonts w:ascii="Arial" w:eastAsia="Times New Roman" w:hAnsi="Arial" w:cs="Arial"/>
+          <w:b/>
+          <w:lang w:eastAsia="pt-BR"/>
+        </w:rPr>
+      </w:pPr>
+    </w:p>
+    <w:p>
+      <w:pPr>
+        <w:numPr>
+          <w:ilvl w:val="0"/>
+          <w:numId w:val="24"/>
+        </w:numPr>
+        <w:spacing w:before="100" w:beforeAutospacing="1" w:after="100" w:afterAutospacing="1" w:line="240" w:lineRule="auto"/>
+        <w:jc w:val="both"/>
+        <w:rPr>
+          <w:rFonts w:ascii="Arial" w:eastAsia="Times New Roman" w:hAnsi="Arial" w:cs="Arial"/>
+          <w:lang w:eastAsia="pt-BR"/>
+        </w:rPr>
+      </w:pPr>
+      <w:r>
+        <w:rPr>
+          <w:rFonts w:ascii="Arial" w:eastAsia="Times New Roman" w:hAnsi="Arial" w:cs="Arial"/>
+          <w:bCs/>
+          <w:lang w:eastAsia="pt-BR"/>
+        </w:rPr>
+        <w:t xml:space="preserve">Numa progressão geométrica (P.G.) com </w:t>
+      </w:r>
+      <m:oMath>
+        <m:sSub>
+          <m:sSubPr>
+            <m:ctrlPr>
+              <w:rPr>
+                <w:rFonts w:ascii="Cambria Math" w:eastAsia="Times New Roman" w:hAnsi="Cambria Math" w:cs="Arial"/>
+                <w:bCs/>
+                <w:i/>
+                <w:lang w:eastAsia="pt-BR"/>
+              </w:rPr>
+            </m:ctrlPr>
+          </m:sSubPr>
+          <m:e>
+            <m:r>
+              <w:rPr>
+                <w:rFonts w:ascii="Cambria Math" w:eastAsia="Times New Roman" w:hAnsi="Cambria Math" w:cs="Arial"/>
+                <w:lang w:eastAsia="pt-BR"/>
+              </w:rPr>
+              <m:t>a</m:t>
+            </m:r>
+          </m:e>
+          <m:sub>
+            <m:r>
+              <w:rPr>
+                <w:rFonts w:ascii="Cambria Math" w:eastAsia="Times New Roman" w:hAnsi="Cambria Math" w:cs="Arial"/>
+                <w:lang w:eastAsia="pt-BR"/>
               </w:rPr>
               <m:t>1</m:t>
             </m:r>
@@ -916,83 +1182,203 @@
         </m:sSub>
         <m:r>
           <w:rPr>
-            <w:rStyle w:val="katex-mathml"/>
-            <w:rFonts w:ascii="Cambria Math" w:hAnsi="Cambria Math" w:cs="Arial"/>
-            <w:sz w:val="20"/>
-            <w:szCs w:val="20"/>
+            <w:rFonts w:ascii="Cambria Math" w:eastAsia="Times New Roman" w:hAnsi="Cambria Math" w:cs="Arial"/>
+            <w:lang w:eastAsia="pt-BR"/>
           </w:rPr>
           <m:t>=3</m:t>
         </m:r>
       </m:oMath>
       <w:r>
         <w:rPr>
-          <w:rStyle w:val="katex-mathml"/>
-          <w:rFonts w:ascii="Arial" w:hAnsi="Arial" w:cs="Arial"/>
-          <w:sz w:val="20"/>
-          <w:szCs w:val="20"/>
+          <w:rFonts w:ascii="Arial" w:eastAsia="Times New Roman" w:hAnsi="Arial" w:cs="Arial"/>
+          <w:bCs/>
+          <w:lang w:eastAsia="pt-BR"/>
         </w:rPr>
-        <w:t xml:space="preserve"> </w:t>
+        <w:t xml:space="preserve"> e razão q = 4, encontre o 5.º termo. </w:t>
       </w:r>
       <w:r>
         <w:rPr>
-          <w:rFonts w:ascii="Arial" w:hAnsi="Arial" w:cs="Arial"/>
-          <w:sz w:val="20"/>
-          <w:szCs w:val="20"/>
+          <w:rFonts w:ascii="Arial" w:eastAsia="Times New Roman" w:hAnsi="Arial" w:cs="Arial"/>
+          <w:b/>
+          <w:bCs/>
+          <w:lang w:eastAsia="pt-BR"/>
         </w:rPr>
-        <w:t xml:space="preserve">e razão </w:t>
+        <w:t>Explique o cálculo.</w:t>
+      </w:r>
+    </w:p>
+    <w:p>
+      <w:pPr>
+        <w:numPr>
+          <w:ilvl w:val="0"/>
+          <w:numId w:val="25"/>
+        </w:numPr>
+        <w:spacing w:before="100" w:beforeAutospacing="1" w:after="100" w:afterAutospacing="1" w:line="240" w:lineRule="auto"/>
+        <w:jc w:val="both"/>
+        <w:rPr>
+          <w:rFonts w:ascii="Arial" w:eastAsia="Times New Roman" w:hAnsi="Arial" w:cs="Arial"/>
+          <w:b/>
+          <w:lang w:eastAsia="pt-BR"/>
+        </w:rPr>
+      </w:pPr>
+      <w:r>
+        <w:rPr>
+          <w:rFonts w:ascii="Arial" w:eastAsia="Times New Roman" w:hAnsi="Arial" w:cs="Arial"/>
+          <w:bCs/>
+          <w:lang w:eastAsia="pt-BR"/>
+        </w:rPr>
+        <w:t xml:space="preserve">Numa P.G. cujo primeiro termo é 64 e razão </w:t>
+      </w:r>
+      <m:oMath>
+        <m:r>
+          <w:rPr>
+            <w:rFonts w:ascii="Cambria Math" w:eastAsia="Times New Roman" w:hAnsi="Cambria Math" w:cs="Arial"/>
+            <w:lang w:eastAsia="pt-BR"/>
+          </w:rPr>
+          <m:t>q=</m:t>
+        </m:r>
+        <m:f>
+          <m:fPr>
+            <m:ctrlPr>
+              <w:rPr>
+                <w:rFonts w:ascii="Cambria Math" w:eastAsia="Times New Roman" w:hAnsi="Cambria Math" w:cs="Arial"/>
+                <w:bCs/>
+                <w:i/>
+                <w:lang w:eastAsia="pt-BR"/>
+              </w:rPr>
+            </m:ctrlPr>
+          </m:fPr>
+          <m:num>
+            <m:r>
+              <w:rPr>
+                <w:rFonts w:ascii="Cambria Math" w:eastAsia="Times New Roman" w:hAnsi="Cambria Math" w:cs="Arial"/>
+                <w:lang w:eastAsia="pt-BR"/>
+              </w:rPr>
+              <m:t>1</m:t>
+            </m:r>
+          </m:num>
+          <m:den>
+            <m:r>
+              <w:rPr>
+                <w:rFonts w:ascii="Cambria Math" w:eastAsia="Times New Roman" w:hAnsi="Cambria Math" w:cs="Arial"/>
+                <w:lang w:eastAsia="pt-BR"/>
+              </w:rPr>
+              <m:t>4</m:t>
+            </m:r>
+          </m:den>
+        </m:f>
+      </m:oMath>
+      <w:r>
+        <w:rPr>
+          <w:rFonts w:ascii="Arial" w:eastAsia="Times New Roman" w:hAnsi="Arial" w:cs="Arial"/>
+          <w:bCs/>
+          <w:lang w:eastAsia="pt-BR"/>
+        </w:rPr>
+        <w:t xml:space="preserve">​, calcule o 4.º termo. </w:t>
       </w:r>
       <w:r>
         <w:rPr>
-          <w:rStyle w:val="katex-mathml"/>
-          <w:rFonts w:ascii="Arial" w:hAnsi="Arial" w:cs="Arial"/>
-          <w:sz w:val="20"/>
-          <w:szCs w:val="20"/>
+          <w:rFonts w:ascii="Arial" w:eastAsia="Times New Roman" w:hAnsi="Arial" w:cs="Arial"/>
+          <w:b/>
+          <w:bCs/>
+          <w:lang w:eastAsia="pt-BR"/>
         </w:rPr>
-        <w:t>r</w:t>
+        <w:t>Mostre os passos.</w:t>
+      </w:r>
+    </w:p>
+    <w:p>
+      <w:pPr>
+        <w:numPr>
+          <w:ilvl w:val="0"/>
+          <w:numId w:val="26"/>
+        </w:numPr>
+        <w:spacing w:before="100" w:beforeAutospacing="1" w:after="100" w:afterAutospacing="1" w:line="240" w:lineRule="auto"/>
+        <w:jc w:val="both"/>
+        <w:rPr>
+          <w:rFonts w:ascii="Arial" w:eastAsia="Times New Roman" w:hAnsi="Arial" w:cs="Arial"/>
+          <w:b/>
+          <w:lang w:eastAsia="pt-BR"/>
+        </w:rPr>
+      </w:pPr>
+      <w:r>
+        <w:rPr>
+          <w:rFonts w:ascii="Arial" w:eastAsia="Times New Roman" w:hAnsi="Arial" w:cs="Arial"/>
+          <w:bCs/>
+          <w:lang w:eastAsia="pt-BR"/>
+        </w:rPr>
+        <w:t xml:space="preserve">Determine a razão da P.G. (5, 15, 45, 135. </w:t>
       </w:r>
       <w:r>
         <w:rPr>
-          <w:rStyle w:val="katex-mathml"/>
-          <w:rFonts w:ascii="Arial" w:hAnsi="Arial" w:cs="Arial"/>
-          <w:sz w:val="20"/>
-          <w:szCs w:val="20"/>
+          <w:rFonts w:ascii="Arial" w:eastAsia="Times New Roman" w:hAnsi="Arial" w:cs="Arial"/>
+          <w:b/>
+          <w:bCs/>
+          <w:lang w:eastAsia="pt-BR"/>
         </w:rPr>
-        <w:t xml:space="preserve"> </w:t>
+        <w:t>Justifique.</w:t>
+      </w:r>
+    </w:p>
+    <w:p>
+      <w:pPr>
+        <w:numPr>
+          <w:ilvl w:val="0"/>
+          <w:numId w:val="27"/>
+        </w:numPr>
+        <w:spacing w:before="100" w:beforeAutospacing="1" w:after="100" w:afterAutospacing="1" w:line="240" w:lineRule="auto"/>
+        <w:jc w:val="both"/>
+        <w:rPr>
+          <w:rFonts w:ascii="Arial" w:eastAsia="Times New Roman" w:hAnsi="Arial" w:cs="Arial"/>
+          <w:b/>
+          <w:lang w:eastAsia="pt-BR"/>
+        </w:rPr>
+      </w:pPr>
+      <w:r>
+        <w:rPr>
+          <w:rFonts w:ascii="Arial" w:eastAsia="Times New Roman" w:hAnsi="Arial" w:cs="Arial"/>
+          <w:bCs/>
+          <w:lang w:eastAsia="pt-BR"/>
+        </w:rPr>
+        <w:t xml:space="preserve">Calcule a soma dos 6 primeiros termos da P.G. (1, 2, 4, 8, …). </w:t>
       </w:r>
       <w:r>
         <w:rPr>
-          <w:rStyle w:val="katex-mathml"/>
-          <w:rFonts w:ascii="Arial" w:hAnsi="Arial" w:cs="Arial"/>
-          <w:sz w:val="20"/>
-          <w:szCs w:val="20"/>
+          <w:rFonts w:ascii="Arial" w:eastAsia="Times New Roman" w:hAnsi="Arial" w:cs="Arial"/>
+          <w:b/>
+          <w:bCs/>
+          <w:lang w:eastAsia="pt-BR"/>
         </w:rPr>
-        <w:t>=</w:t>
+        <w:t>Explique e apresente as contas.</w:t>
+      </w:r>
+    </w:p>
+    <w:p>
+      <w:pPr>
+        <w:numPr>
+          <w:ilvl w:val="0"/>
+          <w:numId w:val="28"/>
+        </w:numPr>
+        <w:spacing w:before="100" w:beforeAutospacing="1" w:after="100" w:afterAutospacing="1" w:line="240" w:lineRule="auto"/>
+        <w:jc w:val="both"/>
+        <w:rPr>
+          <w:rFonts w:ascii="Arial" w:eastAsia="Times New Roman" w:hAnsi="Arial" w:cs="Arial"/>
+          <w:b/>
+          <w:lang w:eastAsia="pt-BR"/>
+        </w:rPr>
+      </w:pPr>
+      <w:r>
+        <w:rPr>
+          <w:rFonts w:ascii="Arial" w:eastAsia="Times New Roman" w:hAnsi="Arial" w:cs="Arial"/>
+          <w:bCs/>
+          <w:lang w:eastAsia="pt-BR"/>
+        </w:rPr>
+        <w:t xml:space="preserve">O produto dos três primeiros termos de uma P.G. é 27 e a razão é 3. </w:t>
       </w:r>
       <w:r>
         <w:rPr>
-          <w:rStyle w:val="katex-mathml"/>
-          <w:rFonts w:ascii="Arial" w:hAnsi="Arial" w:cs="Arial"/>
-          <w:sz w:val="20"/>
-          <w:szCs w:val="20"/>
+          <w:rFonts w:ascii="Arial" w:eastAsia="Times New Roman" w:hAnsi="Arial" w:cs="Arial"/>
+          <w:b/>
+          <w:bCs/>
+          <w:lang w:eastAsia="pt-BR"/>
         </w:rPr>
-        <w:t xml:space="preserve"> </w:t>
-      </w:r>
-      <w:r>
-        <w:rPr>
-          <w:rStyle w:val="katex-mathml"/>
-          <w:rFonts w:ascii="Arial" w:hAnsi="Arial" w:cs="Arial"/>
-          <w:sz w:val="20"/>
-          <w:szCs w:val="20"/>
-        </w:rPr>
-        <w:t>5</w:t>
-      </w:r>
-      <w:r>
-        <w:rPr>
-          <w:rFonts w:ascii="Arial" w:hAnsi="Arial" w:cs="Arial"/>
-          <w:sz w:val="20"/>
-          <w:szCs w:val="20"/>
-        </w:rPr>
-        <w:t>, determine o 6.º termo. Mostre todos os passos.</w:t>
+        <w:t>Determine o valor do primeiro termo e mostre o raciocínio.</w:t>
       </w:r>
     </w:p>
     <w:p>
@@ -1011,904 +1397,8 @@
     <w:p>
       <w:pPr>
         <w:pStyle w:val="PargrafodaLista"/>
-        <w:numPr>
-          <w:ilvl w:val="0"/>
-          <w:numId w:val="17"/>
-        </w:numPr>
         <w:spacing w:after="120" w:line="240" w:lineRule="auto"/>
-        <w:jc w:val="both"/>
-        <w:rPr>
-          <w:rFonts w:ascii="Arial" w:eastAsia="Times New Roman" w:hAnsi="Arial" w:cs="Arial"/>
-          <w:sz w:val="20"/>
-          <w:szCs w:val="20"/>
-          <w:lang w:eastAsia="pt-BR"/>
-        </w:rPr>
-      </w:pPr>
-      <w:r>
-        <w:rPr>
-          <w:rFonts w:ascii="Arial" w:hAnsi="Arial" w:cs="Arial"/>
-          <w:sz w:val="20"/>
-          <w:szCs w:val="20"/>
-        </w:rPr>
-        <w:t xml:space="preserve">Obtenha a fórmula do termo geral </w:t>
-      </w:r>
-      <m:oMath>
-        <m:sSub>
-          <m:sSubPr>
-            <m:ctrlPr>
-              <w:rPr>
-                <w:rStyle w:val="katex-mathml"/>
-                <w:rFonts w:ascii="Cambria Math" w:hAnsi="Cambria Math" w:cs="Arial"/>
-                <w:i/>
-                <w:sz w:val="20"/>
-                <w:szCs w:val="20"/>
-              </w:rPr>
-            </m:ctrlPr>
-          </m:sSubPr>
-          <m:e>
-            <m:r>
-              <w:rPr>
-                <w:rStyle w:val="katex-mathml"/>
-                <w:rFonts w:ascii="Cambria Math" w:hAnsi="Cambria Math" w:cs="Arial"/>
-                <w:sz w:val="20"/>
-                <w:szCs w:val="20"/>
-              </w:rPr>
-              <m:t>a</m:t>
-            </m:r>
-          </m:e>
-          <m:sub>
-            <m:r>
-              <w:rPr>
-                <w:rStyle w:val="katex-mathml"/>
-                <w:rFonts w:ascii="Cambria Math" w:hAnsi="Cambria Math" w:cs="Arial"/>
-                <w:sz w:val="20"/>
-                <w:szCs w:val="20"/>
-              </w:rPr>
-              <m:t>n</m:t>
-            </m:r>
-          </m:sub>
-        </m:sSub>
-        <m:r>
-          <w:rPr>
-            <w:rStyle w:val="katex-mathml"/>
-            <w:rFonts w:ascii="Cambria Math" w:hAnsi="Cambria Math" w:cs="Arial"/>
-            <w:sz w:val="20"/>
-            <w:szCs w:val="20"/>
-          </w:rPr>
-          <m:t xml:space="preserve"> </m:t>
-        </m:r>
-      </m:oMath>
-      <w:r>
-        <w:rPr>
-          <w:rStyle w:val="katex-mathml"/>
-          <w:rFonts w:ascii="Arial" w:eastAsiaTheme="minorEastAsia" w:hAnsi="Arial" w:cs="Arial"/>
-          <w:sz w:val="20"/>
-          <w:szCs w:val="20"/>
-        </w:rPr>
-        <w:t xml:space="preserve"> </w:t>
-      </w:r>
-      <w:r>
-        <w:rPr>
-          <w:rFonts w:ascii="Arial" w:hAnsi="Arial" w:cs="Arial"/>
-          <w:sz w:val="20"/>
-          <w:szCs w:val="20"/>
-        </w:rPr>
-        <w:t xml:space="preserve">P.A. cujos primeiros termos são </w:t>
-      </w:r>
-      <w:r>
-        <w:rPr>
-          <w:rFonts w:ascii="Arial" w:hAnsi="Arial" w:cs="Arial"/>
-          <w:sz w:val="20"/>
-          <w:szCs w:val="20"/>
-        </w:rPr>
-        <w:t>(</w:t>
-      </w:r>
-      <w:r>
-        <w:rPr>
-          <w:rStyle w:val="katex-mathml"/>
-          <w:rFonts w:ascii="Arial" w:hAnsi="Arial" w:cs="Arial"/>
-          <w:sz w:val="20"/>
-          <w:szCs w:val="20"/>
-        </w:rPr>
-        <w:t>2, 5, 8, 1</w:t>
-      </w:r>
-      <w:r>
-        <w:rPr>
-          <w:rStyle w:val="katex-mathml"/>
-          <w:rFonts w:ascii="Arial" w:hAnsi="Arial" w:cs="Arial"/>
-          <w:sz w:val="20"/>
-          <w:szCs w:val="20"/>
-        </w:rPr>
-        <w:t>1, ...</w:t>
-      </w:r>
-      <w:r>
-        <w:rPr>
-          <w:rFonts w:ascii="Arial" w:hAnsi="Arial" w:cs="Arial"/>
-          <w:sz w:val="20"/>
-          <w:szCs w:val="20"/>
-        </w:rPr>
-        <w:t xml:space="preserve"> ). </w:t>
-      </w:r>
-      <w:r>
-        <w:rPr>
-          <w:rFonts w:ascii="Arial" w:hAnsi="Arial" w:cs="Arial"/>
-          <w:sz w:val="20"/>
-          <w:szCs w:val="20"/>
-        </w:rPr>
-        <w:t>Explique como chegou à expressão.</w:t>
-      </w:r>
-    </w:p>
-    <w:p>
-      <w:pPr>
-        <w:pStyle w:val="PargrafodaLista"/>
-        <w:rPr>
-          <w:rFonts w:ascii="Arial" w:eastAsia="Times New Roman" w:hAnsi="Arial" w:cs="Arial"/>
-          <w:sz w:val="20"/>
-          <w:szCs w:val="20"/>
-          <w:lang w:eastAsia="pt-BR"/>
-        </w:rPr>
-      </w:pPr>
-    </w:p>
-    <w:p>
-      <w:pPr>
-        <w:pStyle w:val="PargrafodaLista"/>
-        <w:numPr>
-          <w:ilvl w:val="0"/>
-          <w:numId w:val="17"/>
-        </w:numPr>
-        <w:spacing w:after="120" w:line="240" w:lineRule="auto"/>
-        <w:jc w:val="both"/>
-        <w:rPr>
-          <w:rFonts w:ascii="Arial" w:eastAsia="Times New Roman" w:hAnsi="Arial" w:cs="Arial"/>
-          <w:sz w:val="20"/>
-          <w:szCs w:val="20"/>
-          <w:lang w:eastAsia="pt-BR"/>
-        </w:rPr>
-      </w:pPr>
-      <w:r>
-        <w:rPr>
-          <w:rFonts w:ascii="Arial" w:hAnsi="Arial" w:cs="Arial"/>
-          <w:sz w:val="20"/>
-          <w:szCs w:val="20"/>
-        </w:rPr>
-        <w:t>Calcule a soma</w:t>
-      </w:r>
-      <w:r>
-        <w:rPr>
-          <w:rFonts w:ascii="Arial" w:hAnsi="Arial" w:cs="Arial"/>
-          <w:sz w:val="20"/>
-          <w:szCs w:val="20"/>
-        </w:rPr>
-        <w:t xml:space="preserve"> dos 10 primeiros termos da P.A</w:t>
-      </w:r>
-      <w:r>
-        <w:rPr>
-          <w:rFonts w:ascii="Arial" w:hAnsi="Arial" w:cs="Arial"/>
-          <w:sz w:val="20"/>
-          <w:szCs w:val="20"/>
-        </w:rPr>
-        <w:t xml:space="preserve"> </w:t>
-      </w:r>
-      <w:r>
-        <w:rPr>
-          <w:rStyle w:val="katex-mathml"/>
-          <w:rFonts w:ascii="Arial" w:hAnsi="Arial" w:cs="Arial"/>
-          <w:sz w:val="20"/>
-          <w:szCs w:val="20"/>
-        </w:rPr>
-        <w:t xml:space="preserve">(4,7,10, ...). </w:t>
-      </w:r>
-      <w:r>
-        <w:rPr>
-          <w:rFonts w:ascii="Arial" w:hAnsi="Arial" w:cs="Arial"/>
-          <w:sz w:val="20"/>
-          <w:szCs w:val="20"/>
-        </w:rPr>
-        <w:t xml:space="preserve"> Apresente o raciocínio e as contas.</w:t>
-      </w:r>
-    </w:p>
-    <w:p>
-      <w:pPr>
-        <w:pStyle w:val="PargrafodaLista"/>
-        <w:rPr>
-          <w:rFonts w:ascii="Arial" w:eastAsia="Times New Roman" w:hAnsi="Arial" w:cs="Arial"/>
-          <w:sz w:val="20"/>
-          <w:szCs w:val="20"/>
-          <w:lang w:eastAsia="pt-BR"/>
-        </w:rPr>
-      </w:pPr>
-    </w:p>
-    <w:p>
-      <w:pPr>
-        <w:pStyle w:val="PargrafodaLista"/>
-        <w:numPr>
-          <w:ilvl w:val="0"/>
-          <w:numId w:val="17"/>
-        </w:numPr>
-        <w:spacing w:after="120" w:line="240" w:lineRule="auto"/>
-        <w:jc w:val="both"/>
-        <w:rPr>
-          <w:rFonts w:ascii="Arial" w:eastAsia="Times New Roman" w:hAnsi="Arial" w:cs="Arial"/>
-          <w:sz w:val="20"/>
-          <w:szCs w:val="20"/>
-          <w:lang w:eastAsia="pt-BR"/>
-        </w:rPr>
-      </w:pPr>
-      <w:r>
-        <w:rPr>
-          <w:rFonts w:ascii="Arial" w:hAnsi="Arial" w:cs="Arial"/>
-          <w:sz w:val="20"/>
-          <w:szCs w:val="20"/>
-        </w:rPr>
-        <w:t xml:space="preserve">Que número deve ser adicionado a cada termo da P.A. </w:t>
-      </w:r>
-      <w:r>
-        <w:rPr>
-          <w:rFonts w:ascii="Arial" w:hAnsi="Arial" w:cs="Arial"/>
-          <w:sz w:val="20"/>
-          <w:szCs w:val="20"/>
-        </w:rPr>
-        <w:t>(</w:t>
-      </w:r>
-      <w:r>
-        <w:rPr>
-          <w:rStyle w:val="katex-mathml"/>
-          <w:rFonts w:ascii="Arial" w:hAnsi="Arial" w:cs="Arial"/>
-          <w:sz w:val="20"/>
-          <w:szCs w:val="20"/>
-        </w:rPr>
-        <w:t>5, 8, 11</w:t>
-      </w:r>
-      <w:r>
-        <w:rPr>
-          <w:rStyle w:val="katex-mathml"/>
-          <w:rFonts w:ascii="Arial" w:hAnsi="Arial" w:cs="Arial"/>
-          <w:sz w:val="20"/>
-          <w:szCs w:val="20"/>
-        </w:rPr>
-        <w:t>, ...)</w:t>
-      </w:r>
-      <w:r>
-        <w:rPr>
-          <w:rFonts w:ascii="Arial" w:hAnsi="Arial" w:cs="Arial"/>
-          <w:sz w:val="20"/>
-          <w:szCs w:val="20"/>
-        </w:rPr>
-        <w:t xml:space="preserve"> para que a sequência resultante seja </w:t>
-      </w:r>
-      <w:r>
-        <w:rPr>
-          <w:rFonts w:ascii="Arial" w:hAnsi="Arial" w:cs="Arial"/>
-          <w:sz w:val="20"/>
-          <w:szCs w:val="20"/>
-        </w:rPr>
-        <w:t>(</w:t>
-      </w:r>
-      <w:r>
-        <w:rPr>
-          <w:rStyle w:val="katex-mathml"/>
-          <w:rFonts w:ascii="Arial" w:hAnsi="Arial" w:cs="Arial"/>
-          <w:sz w:val="20"/>
-          <w:szCs w:val="20"/>
-        </w:rPr>
-        <w:t>9, 12, 15</w:t>
-      </w:r>
-      <w:r>
-        <w:rPr>
-          <w:rStyle w:val="katex-mathml"/>
-          <w:rFonts w:ascii="Arial" w:hAnsi="Arial" w:cs="Arial"/>
-          <w:sz w:val="20"/>
-          <w:szCs w:val="20"/>
-        </w:rPr>
-        <w:t>...)</w:t>
-      </w:r>
-      <w:r>
-        <w:rPr>
-          <w:rFonts w:ascii="Arial" w:hAnsi="Arial" w:cs="Arial"/>
-          <w:sz w:val="20"/>
-          <w:szCs w:val="20"/>
-        </w:rPr>
-        <w:t>? Explique e mostre como verificou sua resposta.</w:t>
-      </w:r>
-    </w:p>
-    <w:p>
-      <w:pPr>
-        <w:pStyle w:val="PargrafodaLista"/>
-        <w:rPr>
-          <w:rFonts w:ascii="Arial" w:eastAsia="Times New Roman" w:hAnsi="Arial" w:cs="Arial"/>
-          <w:sz w:val="20"/>
-          <w:szCs w:val="20"/>
-          <w:lang w:eastAsia="pt-BR"/>
-        </w:rPr>
-      </w:pPr>
-    </w:p>
-    <w:p>
-      <w:pPr>
-        <w:pStyle w:val="PargrafodaLista"/>
-        <w:numPr>
-          <w:ilvl w:val="0"/>
-          <w:numId w:val="17"/>
-        </w:numPr>
-        <w:spacing w:after="120" w:line="240" w:lineRule="auto"/>
-        <w:jc w:val="both"/>
-        <w:rPr>
-          <w:rFonts w:ascii="Arial" w:eastAsia="Times New Roman" w:hAnsi="Arial" w:cs="Arial"/>
-          <w:sz w:val="20"/>
-          <w:szCs w:val="20"/>
-          <w:lang w:eastAsia="pt-BR"/>
-        </w:rPr>
-      </w:pPr>
-      <w:r>
-        <w:rPr>
-          <w:rFonts w:ascii="Arial" w:hAnsi="Arial" w:cs="Arial"/>
-          <w:sz w:val="20"/>
-          <w:szCs w:val="20"/>
-        </w:rPr>
-        <w:t xml:space="preserve">Determine a razão da P.A. </w:t>
-      </w:r>
-      <w:r>
-        <w:rPr>
-          <w:rFonts w:ascii="Arial" w:hAnsi="Arial" w:cs="Arial"/>
-          <w:sz w:val="20"/>
-          <w:szCs w:val="20"/>
-        </w:rPr>
-        <w:t>(</w:t>
-      </w:r>
-      <w:r>
-        <w:rPr>
-          <w:rStyle w:val="katex-mathml"/>
-          <w:rFonts w:ascii="Arial" w:hAnsi="Arial" w:cs="Arial"/>
-          <w:sz w:val="20"/>
-          <w:szCs w:val="20"/>
-        </w:rPr>
-        <w:t>−6, −3, 0, 3, 6,</w:t>
-      </w:r>
-      <w:r>
-        <w:rPr>
-          <w:rStyle w:val="katex-mathml"/>
-          <w:rFonts w:ascii="Arial" w:hAnsi="Arial" w:cs="Arial"/>
-          <w:sz w:val="20"/>
-          <w:szCs w:val="20"/>
-        </w:rPr>
-        <w:t xml:space="preserve"> </w:t>
-      </w:r>
-      <w:r>
-        <w:rPr>
-          <w:rStyle w:val="katex-mathml"/>
-          <w:rFonts w:ascii="Arial" w:hAnsi="Arial" w:cs="Arial"/>
-          <w:sz w:val="20"/>
-          <w:szCs w:val="20"/>
-        </w:rPr>
-        <w:t>…</w:t>
-      </w:r>
-      <w:r>
-        <w:rPr>
-          <w:rStyle w:val="katex-mathml"/>
-          <w:rFonts w:ascii="Arial" w:hAnsi="Arial" w:cs="Arial"/>
-          <w:sz w:val="20"/>
-          <w:szCs w:val="20"/>
-        </w:rPr>
-        <w:t>)</w:t>
-      </w:r>
-      <w:r>
-        <w:rPr>
-          <w:rFonts w:ascii="Arial" w:hAnsi="Arial" w:cs="Arial"/>
-          <w:sz w:val="20"/>
-          <w:szCs w:val="20"/>
-        </w:rPr>
-        <w:t>. Mostre</w:t>
-      </w:r>
-      <w:r>
-        <w:rPr>
-          <w:rFonts w:ascii="Arial" w:hAnsi="Arial" w:cs="Arial"/>
-          <w:sz w:val="20"/>
-          <w:szCs w:val="20"/>
-        </w:rPr>
-        <w:t xml:space="preserve"> o procedimento.</w:t>
-      </w:r>
-    </w:p>
-    <w:p>
-      <w:pPr>
-        <w:pStyle w:val="PargrafodaLista"/>
-        <w:rPr>
-          <w:rFonts w:ascii="Arial" w:eastAsia="Times New Roman" w:hAnsi="Arial" w:cs="Arial"/>
-          <w:sz w:val="20"/>
-          <w:szCs w:val="20"/>
-          <w:lang w:eastAsia="pt-BR"/>
-        </w:rPr>
-      </w:pPr>
-    </w:p>
-    <w:p>
-      <w:pPr>
-        <w:pStyle w:val="PargrafodaLista"/>
-        <w:numPr>
-          <w:ilvl w:val="0"/>
-          <w:numId w:val="17"/>
-        </w:numPr>
-        <w:spacing w:after="120" w:line="240" w:lineRule="auto"/>
-        <w:jc w:val="both"/>
-        <w:rPr>
-          <w:rFonts w:ascii="Arial" w:eastAsia="Times New Roman" w:hAnsi="Arial" w:cs="Arial"/>
-          <w:sz w:val="20"/>
-          <w:szCs w:val="20"/>
-          <w:lang w:eastAsia="pt-BR"/>
-        </w:rPr>
-      </w:pPr>
-      <w:r>
-        <w:rPr>
-          <w:rFonts w:ascii="Arial" w:hAnsi="Arial" w:cs="Arial"/>
-          <w:sz w:val="20"/>
-          <w:szCs w:val="20"/>
-        </w:rPr>
-        <w:t>Numa progressão geométrica (P.G.) com</w:t>
-      </w:r>
-      <m:oMath>
-        <m:r>
-          <w:rPr>
-            <w:rFonts w:ascii="Cambria Math" w:hAnsi="Cambria Math" w:cs="Arial"/>
-            <w:sz w:val="20"/>
-            <w:szCs w:val="20"/>
-          </w:rPr>
-          <m:t xml:space="preserve"> </m:t>
-        </m:r>
-        <m:sSub>
-          <m:sSubPr>
-            <m:ctrlPr>
-              <w:rPr>
-                <w:rStyle w:val="katex-mathml"/>
-                <w:rFonts w:ascii="Cambria Math" w:hAnsi="Cambria Math" w:cs="Arial"/>
-                <w:i/>
-                <w:sz w:val="20"/>
-                <w:szCs w:val="20"/>
-              </w:rPr>
-            </m:ctrlPr>
-          </m:sSubPr>
-          <m:e>
-            <m:r>
-              <w:rPr>
-                <w:rStyle w:val="katex-mathml"/>
-                <w:rFonts w:ascii="Cambria Math" w:hAnsi="Cambria Math" w:cs="Arial"/>
-                <w:sz w:val="20"/>
-                <w:szCs w:val="20"/>
-              </w:rPr>
-              <m:t>a</m:t>
-            </m:r>
-            <m:ctrlPr>
-              <w:rPr>
-                <w:rFonts w:ascii="Cambria Math" w:hAnsi="Cambria Math" w:cs="Arial"/>
-                <w:i/>
-                <w:sz w:val="20"/>
-                <w:szCs w:val="20"/>
-              </w:rPr>
-            </m:ctrlPr>
-          </m:e>
-          <m:sub>
-            <m:r>
-              <w:rPr>
-                <w:rStyle w:val="katex-mathml"/>
-                <w:rFonts w:ascii="Cambria Math" w:hAnsi="Cambria Math" w:cs="Arial"/>
-                <w:sz w:val="20"/>
-                <w:szCs w:val="20"/>
-              </w:rPr>
-              <m:t>1</m:t>
-            </m:r>
-          </m:sub>
-        </m:sSub>
-        <m:r>
-          <w:rPr>
-            <w:rStyle w:val="katex-mathml"/>
-            <w:rFonts w:ascii="Cambria Math" w:hAnsi="Cambria Math" w:cs="Arial"/>
-            <w:sz w:val="20"/>
-            <w:szCs w:val="20"/>
-          </w:rPr>
-          <m:t>= 2</m:t>
-        </m:r>
-      </m:oMath>
-      <w:r>
-        <w:rPr>
-          <w:rFonts w:ascii="Arial" w:hAnsi="Arial" w:cs="Arial"/>
-          <w:sz w:val="20"/>
-          <w:szCs w:val="20"/>
-        </w:rPr>
-        <w:t xml:space="preserve"> e razão </w:t>
-      </w:r>
-      <m:oMath>
-        <m:r>
-          <w:rPr>
-            <w:rStyle w:val="katex-mathml"/>
-            <w:rFonts w:ascii="Cambria Math" w:hAnsi="Cambria Math" w:cs="Arial"/>
-            <w:sz w:val="20"/>
-            <w:szCs w:val="20"/>
-          </w:rPr>
-          <m:t>q = 3</m:t>
-        </m:r>
-      </m:oMath>
-      <w:r>
-        <w:rPr>
-          <w:rFonts w:ascii="Arial" w:hAnsi="Arial" w:cs="Arial"/>
-          <w:sz w:val="20"/>
-          <w:szCs w:val="20"/>
-        </w:rPr>
-        <w:t>, encontre o 5.º termo. Explique o cálculo.</w:t>
-      </w:r>
-    </w:p>
-    <w:p>
-      <w:pPr>
-        <w:pStyle w:val="PargrafodaLista"/>
-        <w:rPr>
-          <w:rFonts w:ascii="Arial" w:eastAsia="Times New Roman" w:hAnsi="Arial" w:cs="Arial"/>
-          <w:sz w:val="20"/>
-          <w:szCs w:val="20"/>
-          <w:lang w:eastAsia="pt-BR"/>
-        </w:rPr>
-      </w:pPr>
-    </w:p>
-    <w:p>
-      <w:pPr>
-        <w:pStyle w:val="PargrafodaLista"/>
-        <w:numPr>
-          <w:ilvl w:val="0"/>
-          <w:numId w:val="17"/>
-        </w:numPr>
-        <w:spacing w:after="120" w:line="240" w:lineRule="auto"/>
-        <w:jc w:val="both"/>
-        <w:rPr>
-          <w:rFonts w:ascii="Arial" w:eastAsia="Times New Roman" w:hAnsi="Arial" w:cs="Arial"/>
-          <w:sz w:val="20"/>
-          <w:szCs w:val="20"/>
-          <w:lang w:eastAsia="pt-BR"/>
-        </w:rPr>
-      </w:pPr>
-      <w:r>
-        <w:rPr>
-          <w:rFonts w:ascii="Arial" w:hAnsi="Arial" w:cs="Arial"/>
-          <w:sz w:val="20"/>
-          <w:szCs w:val="20"/>
-        </w:rPr>
-        <w:t xml:space="preserve">Numa P.G. cujo primeiro termo é </w:t>
-      </w:r>
-      <w:r>
-        <w:rPr>
-          <w:rStyle w:val="katex-mathml"/>
-          <w:rFonts w:ascii="Arial" w:hAnsi="Arial" w:cs="Arial"/>
-          <w:sz w:val="20"/>
-          <w:szCs w:val="20"/>
-        </w:rPr>
-        <w:t>64</w:t>
-      </w:r>
-      <w:r>
-        <w:rPr>
-          <w:rFonts w:ascii="Arial" w:hAnsi="Arial" w:cs="Arial"/>
-          <w:sz w:val="20"/>
-          <w:szCs w:val="20"/>
-        </w:rPr>
-        <w:t xml:space="preserve"> e razão </w:t>
-      </w:r>
-      <m:oMath>
-        <m:r>
-          <w:rPr>
-            <w:rFonts w:ascii="Cambria Math" w:hAnsi="Cambria Math" w:cs="Arial"/>
-            <w:sz w:val="20"/>
-            <w:szCs w:val="20"/>
-          </w:rPr>
-          <m:t>q=</m:t>
-        </m:r>
-        <m:f>
-          <m:fPr>
-            <m:ctrlPr>
-              <w:rPr>
-                <w:rFonts w:ascii="Cambria Math" w:hAnsi="Cambria Math" w:cs="Arial"/>
-                <w:i/>
-                <w:sz w:val="20"/>
-                <w:szCs w:val="20"/>
-              </w:rPr>
-            </m:ctrlPr>
-          </m:fPr>
-          <m:num>
-            <m:r>
-              <w:rPr>
-                <w:rFonts w:ascii="Cambria Math" w:hAnsi="Cambria Math" w:cs="Arial"/>
-                <w:sz w:val="20"/>
-                <w:szCs w:val="20"/>
-              </w:rPr>
-              <m:t>1</m:t>
-            </m:r>
-          </m:num>
-          <m:den>
-            <m:r>
-              <w:rPr>
-                <w:rFonts w:ascii="Cambria Math" w:hAnsi="Cambria Math" w:cs="Arial"/>
-                <w:sz w:val="20"/>
-                <w:szCs w:val="20"/>
-              </w:rPr>
-              <m:t>2</m:t>
-            </m:r>
-          </m:den>
-        </m:f>
-      </m:oMath>
-      <w:r>
-        <w:rPr>
-          <w:rStyle w:val="vlist-s"/>
-          <w:rFonts w:ascii="Arial" w:hAnsi="Arial" w:cs="Arial"/>
-          <w:sz w:val="20"/>
-          <w:szCs w:val="20"/>
-        </w:rPr>
-        <w:t>​</w:t>
-      </w:r>
-      <w:r>
-        <w:rPr>
-          <w:rFonts w:ascii="Arial" w:hAnsi="Arial" w:cs="Arial"/>
-          <w:sz w:val="20"/>
-          <w:szCs w:val="20"/>
-        </w:rPr>
-        <w:t>, calcule o 4.º termo. Mostre os passos.</w:t>
-      </w:r>
-    </w:p>
-    <w:p>
-      <w:pPr>
-        <w:pStyle w:val="PargrafodaLista"/>
-        <w:rPr>
-          <w:rFonts w:ascii="Arial" w:eastAsia="Times New Roman" w:hAnsi="Arial" w:cs="Arial"/>
-          <w:sz w:val="20"/>
-          <w:szCs w:val="20"/>
-          <w:lang w:eastAsia="pt-BR"/>
-        </w:rPr>
-      </w:pPr>
-    </w:p>
-    <w:p>
-      <w:pPr>
-        <w:pStyle w:val="PargrafodaLista"/>
-        <w:numPr>
-          <w:ilvl w:val="0"/>
-          <w:numId w:val="17"/>
-        </w:numPr>
-        <w:spacing w:after="120" w:line="240" w:lineRule="auto"/>
-        <w:jc w:val="both"/>
-        <w:rPr>
-          <w:rFonts w:ascii="Arial" w:eastAsia="Times New Roman" w:hAnsi="Arial" w:cs="Arial"/>
-          <w:sz w:val="20"/>
-          <w:szCs w:val="20"/>
-          <w:lang w:eastAsia="pt-BR"/>
-        </w:rPr>
-      </w:pPr>
-      <w:r>
-        <w:rPr>
-          <w:rFonts w:ascii="Arial" w:hAnsi="Arial" w:cs="Arial"/>
-          <w:sz w:val="20"/>
-          <w:szCs w:val="20"/>
-        </w:rPr>
-        <w:t xml:space="preserve">Determine a razão da P.G. </w:t>
-      </w:r>
-      <w:r>
-        <w:rPr>
-          <w:rFonts w:ascii="Arial" w:hAnsi="Arial" w:cs="Arial"/>
-          <w:sz w:val="20"/>
-          <w:szCs w:val="20"/>
-        </w:rPr>
-        <w:t>(</w:t>
-      </w:r>
-      <w:r>
-        <w:rPr>
-          <w:rStyle w:val="katex-mathml"/>
-          <w:rFonts w:ascii="Arial" w:hAnsi="Arial" w:cs="Arial"/>
-          <w:sz w:val="20"/>
-          <w:szCs w:val="20"/>
-        </w:rPr>
-        <w:t>2, 6, 18, </w:t>
-      </w:r>
-      <w:r>
-        <w:rPr>
-          <w:rStyle w:val="katex-mathml"/>
-          <w:rFonts w:ascii="Arial" w:hAnsi="Arial" w:cs="Arial"/>
-          <w:sz w:val="20"/>
-          <w:szCs w:val="20"/>
-        </w:rPr>
-        <w:t>54, …)</w:t>
-      </w:r>
-      <w:r>
-        <w:rPr>
-          <w:rStyle w:val="katex-mathml"/>
-          <w:rFonts w:ascii="Arial" w:hAnsi="Arial" w:cs="Arial"/>
-          <w:sz w:val="20"/>
-          <w:szCs w:val="20"/>
-        </w:rPr>
-        <w:t>.</w:t>
-      </w:r>
-      <w:r>
-        <w:rPr>
-          <w:rFonts w:ascii="Arial" w:hAnsi="Arial" w:cs="Arial"/>
-          <w:sz w:val="20"/>
-          <w:szCs w:val="20"/>
-        </w:rPr>
-        <w:t xml:space="preserve"> Justifique.</w:t>
-      </w:r>
-    </w:p>
-    <w:p>
-      <w:pPr>
-        <w:pStyle w:val="PargrafodaLista"/>
-        <w:rPr>
-          <w:rFonts w:ascii="Arial" w:eastAsia="Times New Roman" w:hAnsi="Arial" w:cs="Arial"/>
-          <w:sz w:val="20"/>
-          <w:szCs w:val="20"/>
-          <w:lang w:eastAsia="pt-BR"/>
-        </w:rPr>
-      </w:pPr>
-    </w:p>
-    <w:p>
-      <w:pPr>
-        <w:pStyle w:val="PargrafodaLista"/>
-        <w:numPr>
-          <w:ilvl w:val="0"/>
-          <w:numId w:val="17"/>
-        </w:numPr>
-        <w:spacing w:after="120" w:line="240" w:lineRule="auto"/>
-        <w:jc w:val="both"/>
-        <w:rPr>
-          <w:rFonts w:ascii="Arial" w:eastAsia="Times New Roman" w:hAnsi="Arial" w:cs="Arial"/>
-          <w:sz w:val="20"/>
-          <w:szCs w:val="20"/>
-          <w:lang w:eastAsia="pt-BR"/>
-        </w:rPr>
-      </w:pPr>
-      <w:r>
-        <w:rPr>
-          <w:rFonts w:ascii="Arial" w:hAnsi="Arial" w:cs="Arial"/>
-          <w:sz w:val="20"/>
-          <w:szCs w:val="20"/>
-        </w:rPr>
-        <w:t xml:space="preserve">Calcule a soma dos 5 primeiros termos da P.G. </w:t>
-      </w:r>
-      <w:r>
-        <w:rPr>
-          <w:rFonts w:ascii="Arial" w:hAnsi="Arial" w:cs="Arial"/>
-          <w:sz w:val="20"/>
-          <w:szCs w:val="20"/>
-        </w:rPr>
-        <w:t>(</w:t>
-      </w:r>
-      <w:r>
-        <w:rPr>
-          <w:rStyle w:val="katex-mathml"/>
-          <w:rFonts w:ascii="Arial" w:hAnsi="Arial" w:cs="Arial"/>
-          <w:sz w:val="20"/>
-          <w:szCs w:val="20"/>
-        </w:rPr>
-        <w:t>3, 6, 12</w:t>
-      </w:r>
-      <w:r>
-        <w:rPr>
-          <w:rStyle w:val="mpunct"/>
-          <w:rFonts w:ascii="Arial" w:hAnsi="Arial" w:cs="Arial"/>
-          <w:sz w:val="20"/>
-          <w:szCs w:val="20"/>
-        </w:rPr>
-        <w:t xml:space="preserve">, </w:t>
-      </w:r>
-      <w:r>
-        <w:rPr>
-          <w:rStyle w:val="minner"/>
-          <w:rFonts w:ascii="Arial" w:hAnsi="Arial" w:cs="Arial"/>
-          <w:sz w:val="20"/>
-          <w:szCs w:val="20"/>
-        </w:rPr>
-        <w:t>…</w:t>
-      </w:r>
-      <w:r>
-        <w:rPr>
-          <w:rFonts w:ascii="Arial" w:hAnsi="Arial" w:cs="Arial"/>
-          <w:sz w:val="20"/>
-          <w:szCs w:val="20"/>
-        </w:rPr>
-        <w:t xml:space="preserve">). </w:t>
-      </w:r>
-      <w:r>
-        <w:rPr>
-          <w:rFonts w:ascii="Arial" w:hAnsi="Arial" w:cs="Arial"/>
-          <w:sz w:val="20"/>
-          <w:szCs w:val="20"/>
-        </w:rPr>
-        <w:t>Explique e apresente as contas.</w:t>
-      </w:r>
-    </w:p>
-    <w:p>
-      <w:pPr>
-        <w:pStyle w:val="PargrafodaLista"/>
-        <w:rPr>
-          <w:rFonts w:ascii="Arial" w:eastAsia="Times New Roman" w:hAnsi="Arial" w:cs="Arial"/>
-          <w:sz w:val="20"/>
-          <w:szCs w:val="20"/>
-          <w:lang w:eastAsia="pt-BR"/>
-        </w:rPr>
-      </w:pPr>
-    </w:p>
-    <w:p>
-      <w:pPr>
-        <w:pStyle w:val="PargrafodaLista"/>
-        <w:numPr>
-          <w:ilvl w:val="0"/>
-          <w:numId w:val="17"/>
-        </w:numPr>
-        <w:spacing w:after="120" w:line="240" w:lineRule="auto"/>
-        <w:jc w:val="both"/>
-        <w:rPr>
-          <w:rFonts w:ascii="Arial" w:eastAsia="Times New Roman" w:hAnsi="Arial" w:cs="Arial"/>
-          <w:sz w:val="20"/>
-          <w:szCs w:val="20"/>
-          <w:lang w:eastAsia="pt-BR"/>
-        </w:rPr>
-      </w:pPr>
-      <w:r>
-        <w:rPr>
-          <w:rFonts w:ascii="Arial" w:hAnsi="Arial" w:cs="Arial"/>
-          <w:sz w:val="20"/>
-          <w:szCs w:val="20"/>
-        </w:rPr>
-        <w:t xml:space="preserve">O produto dos três primeiros termos de uma P.G. é </w:t>
-      </w:r>
-      <w:r>
-        <w:rPr>
-          <w:rStyle w:val="katex-mathml"/>
-          <w:rFonts w:ascii="Arial" w:hAnsi="Arial" w:cs="Arial"/>
-          <w:sz w:val="20"/>
-          <w:szCs w:val="20"/>
-        </w:rPr>
-        <w:t>8</w:t>
-      </w:r>
-      <w:r>
-        <w:rPr>
-          <w:rFonts w:ascii="Arial" w:hAnsi="Arial" w:cs="Arial"/>
-          <w:sz w:val="20"/>
-          <w:szCs w:val="20"/>
-        </w:rPr>
-        <w:t xml:space="preserve"> e a razão é </w:t>
-      </w:r>
-      <w:r>
-        <w:rPr>
-          <w:rStyle w:val="katex-mathml"/>
-          <w:rFonts w:ascii="Arial" w:hAnsi="Arial" w:cs="Arial"/>
-          <w:sz w:val="20"/>
-          <w:szCs w:val="20"/>
-        </w:rPr>
-        <w:t>2</w:t>
-      </w:r>
-      <w:r>
-        <w:rPr>
-          <w:rFonts w:ascii="Arial" w:hAnsi="Arial" w:cs="Arial"/>
-          <w:sz w:val="20"/>
-          <w:szCs w:val="20"/>
-        </w:rPr>
-        <w:t>. Determine o valor do primeiro termo e mostre o raciocínio.</w:t>
-      </w:r>
-    </w:p>
-    <w:p>
-      <w:pPr>
-        <w:pStyle w:val="PargrafodaLista"/>
-        <w:rPr>
-          <w:rFonts w:ascii="Arial" w:eastAsia="Times New Roman" w:hAnsi="Arial" w:cs="Arial"/>
-          <w:sz w:val="20"/>
-          <w:szCs w:val="20"/>
-          <w:lang w:eastAsia="pt-BR"/>
-        </w:rPr>
-      </w:pPr>
-    </w:p>
-    <w:p>
-      <w:pPr>
-        <w:pStyle w:val="PargrafodaLista"/>
-        <w:spacing w:after="120" w:line="240" w:lineRule="auto"/>
-        <w:jc w:val="both"/>
-        <w:rPr>
-          <w:rFonts w:ascii="Arial" w:eastAsia="Times New Roman" w:hAnsi="Arial" w:cs="Arial"/>
-          <w:sz w:val="20"/>
-          <w:szCs w:val="20"/>
-          <w:lang w:eastAsia="pt-BR"/>
-        </w:rPr>
-      </w:pPr>
-    </w:p>
-    <w:p>
-      <w:pPr>
-        <w:pStyle w:val="PargrafodaLista"/>
-        <w:spacing w:after="120" w:line="240" w:lineRule="auto"/>
-        <w:jc w:val="both"/>
+        <w:jc w:val="center"/>
         <w:rPr>
           <w:rFonts w:ascii="Arial" w:eastAsia="Times New Roman" w:hAnsi="Arial" w:cs="Arial"/>
           <w:b/>
@@ -1923,7 +1413,7 @@
           <w:u w:val="single"/>
           <w:lang w:eastAsia="pt-BR"/>
         </w:rPr>
-        <w:t xml:space="preserve">Faça seus cálculos aqui: </w:t>
+        <w:t>Faça seus cálculos aqui:</w:t>
       </w:r>
     </w:p>
     <w:sectPr>
@@ -1988,6 +1478,345 @@
 <file path=word/numbering.xml><?xml version="1.0" encoding="utf-8"?>
 <w:numbering xmlns:wpc="http://schemas.microsoft.com/office/word/2010/wordprocessingCanvas" xmlns:cx="http://schemas.microsoft.com/office/drawing/2014/chartex" xmlns:cx1="http://schemas.microsoft.com/office/drawing/2015/9/8/chartex" xmlns:mc="http://schemas.openxmlformats.org/markup-compatibility/2006" xmlns:o="urn:schemas-microsoft-com:office:office" xmlns:r="http://schemas.openxmlformats.org/officeDocument/2006/relationships" xmlns:m="http://schemas.openxmlformats.org/officeDocument/2006/math" xmlns:v="urn:schemas-microsoft-com:vml" xmlns:wp14="http://schemas.microsoft.com/office/word/2010/wordprocessingDrawing" xmlns:wp="http://schemas.openxmlformats.org/drawingml/2006/wordprocessingDrawing" xmlns:w10="urn:schemas-microsoft-com:office:word" xmlns:w="http://schemas.openxmlformats.org/wordprocessingml/2006/main" xmlns:w14="http://schemas.microsoft.com/office/word/2010/wordml" xmlns:w15="http://schemas.microsoft.com/office/word/2012/wordml" xmlns:w16se="http://schemas.microsoft.com/office/word/2015/wordml/symex" xmlns:wpg="http://schemas.microsoft.com/office/word/2010/wordprocessingGroup" xmlns:wpi="http://schemas.microsoft.com/office/word/2010/wordprocessingInk" xmlns:wne="http://schemas.microsoft.com/office/word/2006/wordml" xmlns:wps="http://schemas.microsoft.com/office/word/2010/wordprocessingShape" mc:Ignorable="w14 w15 w16se wp14">
   <w:abstractNum w:abstractNumId="0" w15:restartNumberingAfterBreak="0">
+    <w:nsid w:val="03FB70A6"/>
+    <w:multiLevelType w:val="multilevel"/>
+    <w:tmpl w:val="89B09826"/>
+    <w:lvl w:ilvl="0">
+      <w:start w:val="5"/>
+      <w:numFmt w:val="decimal"/>
+      <w:lvlText w:val="%1."/>
+      <w:lvlJc w:val="left"/>
+      <w:pPr>
+        <w:tabs>
+          <w:tab w:val="num" w:pos="720"/>
+        </w:tabs>
+        <w:ind w:left="720" w:hanging="360"/>
+      </w:pPr>
+    </w:lvl>
+    <w:lvl w:ilvl="1" w:tentative="1">
+      <w:start w:val="1"/>
+      <w:numFmt w:val="decimal"/>
+      <w:lvlText w:val="%2."/>
+      <w:lvlJc w:val="left"/>
+      <w:pPr>
+        <w:tabs>
+          <w:tab w:val="num" w:pos="1440"/>
+        </w:tabs>
+        <w:ind w:left="1440" w:hanging="360"/>
+      </w:pPr>
+    </w:lvl>
+    <w:lvl w:ilvl="2" w:tentative="1">
+      <w:start w:val="1"/>
+      <w:numFmt w:val="decimal"/>
+      <w:lvlText w:val="%3."/>
+      <w:lvlJc w:val="left"/>
+      <w:pPr>
+        <w:tabs>
+          <w:tab w:val="num" w:pos="2160"/>
+        </w:tabs>
+        <w:ind w:left="2160" w:hanging="360"/>
+      </w:pPr>
+    </w:lvl>
+    <w:lvl w:ilvl="3" w:tentative="1">
+      <w:start w:val="1"/>
+      <w:numFmt w:val="decimal"/>
+      <w:lvlText w:val="%4."/>
+      <w:lvlJc w:val="left"/>
+      <w:pPr>
+        <w:tabs>
+          <w:tab w:val="num" w:pos="2880"/>
+        </w:tabs>
+        <w:ind w:left="2880" w:hanging="360"/>
+      </w:pPr>
+    </w:lvl>
+    <w:lvl w:ilvl="4" w:tentative="1">
+      <w:start w:val="1"/>
+      <w:numFmt w:val="decimal"/>
+      <w:lvlText w:val="%5."/>
+      <w:lvlJc w:val="left"/>
+      <w:pPr>
+        <w:tabs>
+          <w:tab w:val="num" w:pos="3600"/>
+        </w:tabs>
+        <w:ind w:left="3600" w:hanging="360"/>
+      </w:pPr>
+    </w:lvl>
+    <w:lvl w:ilvl="5" w:tentative="1">
+      <w:start w:val="1"/>
+      <w:numFmt w:val="decimal"/>
+      <w:lvlText w:val="%6."/>
+      <w:lvlJc w:val="left"/>
+      <w:pPr>
+        <w:tabs>
+          <w:tab w:val="num" w:pos="4320"/>
+        </w:tabs>
+        <w:ind w:left="4320" w:hanging="360"/>
+      </w:pPr>
+    </w:lvl>
+    <w:lvl w:ilvl="6" w:tentative="1">
+      <w:start w:val="1"/>
+      <w:numFmt w:val="decimal"/>
+      <w:lvlText w:val="%7."/>
+      <w:lvlJc w:val="left"/>
+      <w:pPr>
+        <w:tabs>
+          <w:tab w:val="num" w:pos="5040"/>
+        </w:tabs>
+        <w:ind w:left="5040" w:hanging="360"/>
+      </w:pPr>
+    </w:lvl>
+    <w:lvl w:ilvl="7" w:tentative="1">
+      <w:start w:val="1"/>
+      <w:numFmt w:val="decimal"/>
+      <w:lvlText w:val="%8."/>
+      <w:lvlJc w:val="left"/>
+      <w:pPr>
+        <w:tabs>
+          <w:tab w:val="num" w:pos="5760"/>
+        </w:tabs>
+        <w:ind w:left="5760" w:hanging="360"/>
+      </w:pPr>
+    </w:lvl>
+    <w:lvl w:ilvl="8" w:tentative="1">
+      <w:start w:val="1"/>
+      <w:numFmt w:val="decimal"/>
+      <w:lvlText w:val="%9."/>
+      <w:lvlJc w:val="left"/>
+      <w:pPr>
+        <w:tabs>
+          <w:tab w:val="num" w:pos="6480"/>
+        </w:tabs>
+        <w:ind w:left="6480" w:hanging="360"/>
+      </w:pPr>
+    </w:lvl>
+  </w:abstractNum>
+  <w:abstractNum w:abstractNumId="1" w15:restartNumberingAfterBreak="0">
+    <w:nsid w:val="04696ECA"/>
+    <w:multiLevelType w:val="multilevel"/>
+    <w:tmpl w:val="14B6E726"/>
+    <w:lvl w:ilvl="0">
+      <w:start w:val="1"/>
+      <w:numFmt w:val="decimal"/>
+      <w:lvlText w:val="%1."/>
+      <w:lvlJc w:val="left"/>
+      <w:pPr>
+        <w:tabs>
+          <w:tab w:val="num" w:pos="720"/>
+        </w:tabs>
+        <w:ind w:left="720" w:hanging="360"/>
+      </w:pPr>
+    </w:lvl>
+    <w:lvl w:ilvl="1" w:tentative="1">
+      <w:start w:val="1"/>
+      <w:numFmt w:val="decimal"/>
+      <w:lvlText w:val="%2."/>
+      <w:lvlJc w:val="left"/>
+      <w:pPr>
+        <w:tabs>
+          <w:tab w:val="num" w:pos="1440"/>
+        </w:tabs>
+        <w:ind w:left="1440" w:hanging="360"/>
+      </w:pPr>
+    </w:lvl>
+    <w:lvl w:ilvl="2" w:tentative="1">
+      <w:start w:val="1"/>
+      <w:numFmt w:val="decimal"/>
+      <w:lvlText w:val="%3."/>
+      <w:lvlJc w:val="left"/>
+      <w:pPr>
+        <w:tabs>
+          <w:tab w:val="num" w:pos="2160"/>
+        </w:tabs>
+        <w:ind w:left="2160" w:hanging="360"/>
+      </w:pPr>
+    </w:lvl>
+    <w:lvl w:ilvl="3" w:tentative="1">
+      <w:start w:val="1"/>
+      <w:numFmt w:val="decimal"/>
+      <w:lvlText w:val="%4."/>
+      <w:lvlJc w:val="left"/>
+      <w:pPr>
+        <w:tabs>
+          <w:tab w:val="num" w:pos="2880"/>
+        </w:tabs>
+        <w:ind w:left="2880" w:hanging="360"/>
+      </w:pPr>
+    </w:lvl>
+    <w:lvl w:ilvl="4" w:tentative="1">
+      <w:start w:val="1"/>
+      <w:numFmt w:val="decimal"/>
+      <w:lvlText w:val="%5."/>
+      <w:lvlJc w:val="left"/>
+      <w:pPr>
+        <w:tabs>
+          <w:tab w:val="num" w:pos="3600"/>
+        </w:tabs>
+        <w:ind w:left="3600" w:hanging="360"/>
+      </w:pPr>
+    </w:lvl>
+    <w:lvl w:ilvl="5" w:tentative="1">
+      <w:start w:val="1"/>
+      <w:numFmt w:val="decimal"/>
+      <w:lvlText w:val="%6."/>
+      <w:lvlJc w:val="left"/>
+      <w:pPr>
+        <w:tabs>
+          <w:tab w:val="num" w:pos="4320"/>
+        </w:tabs>
+        <w:ind w:left="4320" w:hanging="360"/>
+      </w:pPr>
+    </w:lvl>
+    <w:lvl w:ilvl="6" w:tentative="1">
+      <w:start w:val="1"/>
+      <w:numFmt w:val="decimal"/>
+      <w:lvlText w:val="%7."/>
+      <w:lvlJc w:val="left"/>
+      <w:pPr>
+        <w:tabs>
+          <w:tab w:val="num" w:pos="5040"/>
+        </w:tabs>
+        <w:ind w:left="5040" w:hanging="360"/>
+      </w:pPr>
+    </w:lvl>
+    <w:lvl w:ilvl="7" w:tentative="1">
+      <w:start w:val="1"/>
+      <w:numFmt w:val="decimal"/>
+      <w:lvlText w:val="%8."/>
+      <w:lvlJc w:val="left"/>
+      <w:pPr>
+        <w:tabs>
+          <w:tab w:val="num" w:pos="5760"/>
+        </w:tabs>
+        <w:ind w:left="5760" w:hanging="360"/>
+      </w:pPr>
+    </w:lvl>
+    <w:lvl w:ilvl="8" w:tentative="1">
+      <w:start w:val="1"/>
+      <w:numFmt w:val="decimal"/>
+      <w:lvlText w:val="%9."/>
+      <w:lvlJc w:val="left"/>
+      <w:pPr>
+        <w:tabs>
+          <w:tab w:val="num" w:pos="6480"/>
+        </w:tabs>
+        <w:ind w:left="6480" w:hanging="360"/>
+      </w:pPr>
+    </w:lvl>
+  </w:abstractNum>
+  <w:abstractNum w:abstractNumId="2" w15:restartNumberingAfterBreak="0">
+    <w:nsid w:val="0B5F6612"/>
+    <w:multiLevelType w:val="multilevel"/>
+    <w:tmpl w:val="F5A69488"/>
+    <w:lvl w:ilvl="0">
+      <w:start w:val="8"/>
+      <w:numFmt w:val="decimal"/>
+      <w:lvlText w:val="%1."/>
+      <w:lvlJc w:val="left"/>
+      <w:pPr>
+        <w:tabs>
+          <w:tab w:val="num" w:pos="720"/>
+        </w:tabs>
+        <w:ind w:left="720" w:hanging="360"/>
+      </w:pPr>
+    </w:lvl>
+    <w:lvl w:ilvl="1" w:tentative="1">
+      <w:start w:val="1"/>
+      <w:numFmt w:val="decimal"/>
+      <w:lvlText w:val="%2."/>
+      <w:lvlJc w:val="left"/>
+      <w:pPr>
+        <w:tabs>
+          <w:tab w:val="num" w:pos="1440"/>
+        </w:tabs>
+        <w:ind w:left="1440" w:hanging="360"/>
+      </w:pPr>
+    </w:lvl>
+    <w:lvl w:ilvl="2" w:tentative="1">
+      <w:start w:val="1"/>
+      <w:numFmt w:val="decimal"/>
+      <w:lvlText w:val="%3."/>
+      <w:lvlJc w:val="left"/>
+      <w:pPr>
+        <w:tabs>
+          <w:tab w:val="num" w:pos="2160"/>
+        </w:tabs>
+        <w:ind w:left="2160" w:hanging="360"/>
+      </w:pPr>
+    </w:lvl>
+    <w:lvl w:ilvl="3" w:tentative="1">
+      <w:start w:val="1"/>
+      <w:numFmt w:val="decimal"/>
+      <w:lvlText w:val="%4."/>
+      <w:lvlJc w:val="left"/>
+      <w:pPr>
+        <w:tabs>
+          <w:tab w:val="num" w:pos="2880"/>
+        </w:tabs>
+        <w:ind w:left="2880" w:hanging="360"/>
+      </w:pPr>
+    </w:lvl>
+    <w:lvl w:ilvl="4" w:tentative="1">
+      <w:start w:val="1"/>
+      <w:numFmt w:val="decimal"/>
+      <w:lvlText w:val="%5."/>
+      <w:lvlJc w:val="left"/>
+      <w:pPr>
+        <w:tabs>
+          <w:tab w:val="num" w:pos="3600"/>
+        </w:tabs>
+        <w:ind w:left="3600" w:hanging="360"/>
+      </w:pPr>
+    </w:lvl>
+    <w:lvl w:ilvl="5" w:tentative="1">
+      <w:start w:val="1"/>
+      <w:numFmt w:val="decimal"/>
+      <w:lvlText w:val="%6."/>
+      <w:lvlJc w:val="left"/>
+      <w:pPr>
+        <w:tabs>
+          <w:tab w:val="num" w:pos="4320"/>
+        </w:tabs>
+        <w:ind w:left="4320" w:hanging="360"/>
+      </w:pPr>
+    </w:lvl>
+    <w:lvl w:ilvl="6" w:tentative="1">
+      <w:start w:val="1"/>
+      <w:numFmt w:val="decimal"/>
+      <w:lvlText w:val="%7."/>
+      <w:lvlJc w:val="left"/>
+      <w:pPr>
+        <w:tabs>
+          <w:tab w:val="num" w:pos="5040"/>
+        </w:tabs>
+        <w:ind w:left="5040" w:hanging="360"/>
+      </w:pPr>
+    </w:lvl>
+    <w:lvl w:ilvl="7" w:tentative="1">
+      <w:start w:val="1"/>
+      <w:numFmt w:val="decimal"/>
+      <w:lvlText w:val="%8."/>
+      <w:lvlJc w:val="left"/>
+      <w:pPr>
+        <w:tabs>
+          <w:tab w:val="num" w:pos="5760"/>
+        </w:tabs>
+        <w:ind w:left="5760" w:hanging="360"/>
+      </w:pPr>
+    </w:lvl>
+    <w:lvl w:ilvl="8" w:tentative="1">
+      <w:start w:val="1"/>
+      <w:numFmt w:val="decimal"/>
+      <w:lvlText w:val="%9."/>
+      <w:lvlJc w:val="left"/>
+      <w:pPr>
+        <w:tabs>
+          <w:tab w:val="num" w:pos="6480"/>
+        </w:tabs>
+        <w:ind w:left="6480" w:hanging="360"/>
+      </w:pPr>
+    </w:lvl>
+  </w:abstractNum>
+  <w:abstractNum w:abstractNumId="3" w15:restartNumberingAfterBreak="0">
     <w:nsid w:val="0BC665AB"/>
     <w:multiLevelType w:val="hybridMultilevel"/>
     <w:tmpl w:val="F0FCB7BC"/>
@@ -2078,7 +1907,7 @@
       </w:pPr>
     </w:lvl>
   </w:abstractNum>
-  <w:abstractNum w:abstractNumId="1" w15:restartNumberingAfterBreak="0">
+  <w:abstractNum w:abstractNumId="4" w15:restartNumberingAfterBreak="0">
     <w:nsid w:val="0CEF5BFC"/>
     <w:multiLevelType w:val="multilevel"/>
     <w:tmpl w:val="43988B34"/>
@@ -2168,7 +1997,233 @@
       </w:pPr>
     </w:lvl>
   </w:abstractNum>
-  <w:abstractNum w:abstractNumId="2" w15:restartNumberingAfterBreak="0">
+  <w:abstractNum w:abstractNumId="5" w15:restartNumberingAfterBreak="0">
+    <w:nsid w:val="0D3D0655"/>
+    <w:multiLevelType w:val="multilevel"/>
+    <w:tmpl w:val="462A088A"/>
+    <w:lvl w:ilvl="0">
+      <w:start w:val="2"/>
+      <w:numFmt w:val="decimal"/>
+      <w:lvlText w:val="%1."/>
+      <w:lvlJc w:val="left"/>
+      <w:pPr>
+        <w:tabs>
+          <w:tab w:val="num" w:pos="720"/>
+        </w:tabs>
+        <w:ind w:left="720" w:hanging="360"/>
+      </w:pPr>
+    </w:lvl>
+    <w:lvl w:ilvl="1" w:tentative="1">
+      <w:start w:val="1"/>
+      <w:numFmt w:val="decimal"/>
+      <w:lvlText w:val="%2."/>
+      <w:lvlJc w:val="left"/>
+      <w:pPr>
+        <w:tabs>
+          <w:tab w:val="num" w:pos="1440"/>
+        </w:tabs>
+        <w:ind w:left="1440" w:hanging="360"/>
+      </w:pPr>
+    </w:lvl>
+    <w:lvl w:ilvl="2" w:tentative="1">
+      <w:start w:val="1"/>
+      <w:numFmt w:val="decimal"/>
+      <w:lvlText w:val="%3."/>
+      <w:lvlJc w:val="left"/>
+      <w:pPr>
+        <w:tabs>
+          <w:tab w:val="num" w:pos="2160"/>
+        </w:tabs>
+        <w:ind w:left="2160" w:hanging="360"/>
+      </w:pPr>
+    </w:lvl>
+    <w:lvl w:ilvl="3" w:tentative="1">
+      <w:start w:val="1"/>
+      <w:numFmt w:val="decimal"/>
+      <w:lvlText w:val="%4."/>
+      <w:lvlJc w:val="left"/>
+      <w:pPr>
+        <w:tabs>
+          <w:tab w:val="num" w:pos="2880"/>
+        </w:tabs>
+        <w:ind w:left="2880" w:hanging="360"/>
+      </w:pPr>
+    </w:lvl>
+    <w:lvl w:ilvl="4" w:tentative="1">
+      <w:start w:val="1"/>
+      <w:numFmt w:val="decimal"/>
+      <w:lvlText w:val="%5."/>
+      <w:lvlJc w:val="left"/>
+      <w:pPr>
+        <w:tabs>
+          <w:tab w:val="num" w:pos="3600"/>
+        </w:tabs>
+        <w:ind w:left="3600" w:hanging="360"/>
+      </w:pPr>
+    </w:lvl>
+    <w:lvl w:ilvl="5" w:tentative="1">
+      <w:start w:val="1"/>
+      <w:numFmt w:val="decimal"/>
+      <w:lvlText w:val="%6."/>
+      <w:lvlJc w:val="left"/>
+      <w:pPr>
+        <w:tabs>
+          <w:tab w:val="num" w:pos="4320"/>
+        </w:tabs>
+        <w:ind w:left="4320" w:hanging="360"/>
+      </w:pPr>
+    </w:lvl>
+    <w:lvl w:ilvl="6" w:tentative="1">
+      <w:start w:val="1"/>
+      <w:numFmt w:val="decimal"/>
+      <w:lvlText w:val="%7."/>
+      <w:lvlJc w:val="left"/>
+      <w:pPr>
+        <w:tabs>
+          <w:tab w:val="num" w:pos="5040"/>
+        </w:tabs>
+        <w:ind w:left="5040" w:hanging="360"/>
+      </w:pPr>
+    </w:lvl>
+    <w:lvl w:ilvl="7" w:tentative="1">
+      <w:start w:val="1"/>
+      <w:numFmt w:val="decimal"/>
+      <w:lvlText w:val="%8."/>
+      <w:lvlJc w:val="left"/>
+      <w:pPr>
+        <w:tabs>
+          <w:tab w:val="num" w:pos="5760"/>
+        </w:tabs>
+        <w:ind w:left="5760" w:hanging="360"/>
+      </w:pPr>
+    </w:lvl>
+    <w:lvl w:ilvl="8" w:tentative="1">
+      <w:start w:val="1"/>
+      <w:numFmt w:val="decimal"/>
+      <w:lvlText w:val="%9."/>
+      <w:lvlJc w:val="left"/>
+      <w:pPr>
+        <w:tabs>
+          <w:tab w:val="num" w:pos="6480"/>
+        </w:tabs>
+        <w:ind w:left="6480" w:hanging="360"/>
+      </w:pPr>
+    </w:lvl>
+  </w:abstractNum>
+  <w:abstractNum w:abstractNumId="6" w15:restartNumberingAfterBreak="0">
+    <w:nsid w:val="129923D1"/>
+    <w:multiLevelType w:val="multilevel"/>
+    <w:tmpl w:val="87AC5D30"/>
+    <w:lvl w:ilvl="0">
+      <w:start w:val="4"/>
+      <w:numFmt w:val="decimal"/>
+      <w:lvlText w:val="%1."/>
+      <w:lvlJc w:val="left"/>
+      <w:pPr>
+        <w:tabs>
+          <w:tab w:val="num" w:pos="720"/>
+        </w:tabs>
+        <w:ind w:left="720" w:hanging="360"/>
+      </w:pPr>
+    </w:lvl>
+    <w:lvl w:ilvl="1" w:tentative="1">
+      <w:start w:val="1"/>
+      <w:numFmt w:val="decimal"/>
+      <w:lvlText w:val="%2."/>
+      <w:lvlJc w:val="left"/>
+      <w:pPr>
+        <w:tabs>
+          <w:tab w:val="num" w:pos="1440"/>
+        </w:tabs>
+        <w:ind w:left="1440" w:hanging="360"/>
+      </w:pPr>
+    </w:lvl>
+    <w:lvl w:ilvl="2" w:tentative="1">
+      <w:start w:val="1"/>
+      <w:numFmt w:val="decimal"/>
+      <w:lvlText w:val="%3."/>
+      <w:lvlJc w:val="left"/>
+      <w:pPr>
+        <w:tabs>
+          <w:tab w:val="num" w:pos="2160"/>
+        </w:tabs>
+        <w:ind w:left="2160" w:hanging="360"/>
+      </w:pPr>
+    </w:lvl>
+    <w:lvl w:ilvl="3" w:tentative="1">
+      <w:start w:val="1"/>
+      <w:numFmt w:val="decimal"/>
+      <w:lvlText w:val="%4."/>
+      <w:lvlJc w:val="left"/>
+      <w:pPr>
+        <w:tabs>
+          <w:tab w:val="num" w:pos="2880"/>
+        </w:tabs>
+        <w:ind w:left="2880" w:hanging="360"/>
+      </w:pPr>
+    </w:lvl>
+    <w:lvl w:ilvl="4" w:tentative="1">
+      <w:start w:val="1"/>
+      <w:numFmt w:val="decimal"/>
+      <w:lvlText w:val="%5."/>
+      <w:lvlJc w:val="left"/>
+      <w:pPr>
+        <w:tabs>
+          <w:tab w:val="num" w:pos="3600"/>
+        </w:tabs>
+        <w:ind w:left="3600" w:hanging="360"/>
+      </w:pPr>
+    </w:lvl>
+    <w:lvl w:ilvl="5" w:tentative="1">
+      <w:start w:val="1"/>
+      <w:numFmt w:val="decimal"/>
+      <w:lvlText w:val="%6."/>
+      <w:lvlJc w:val="left"/>
+      <w:pPr>
+        <w:tabs>
+          <w:tab w:val="num" w:pos="4320"/>
+        </w:tabs>
+        <w:ind w:left="4320" w:hanging="360"/>
+      </w:pPr>
+    </w:lvl>
+    <w:lvl w:ilvl="6" w:tentative="1">
+      <w:start w:val="1"/>
+      <w:numFmt w:val="decimal"/>
+      <w:lvlText w:val="%7."/>
+      <w:lvlJc w:val="left"/>
+      <w:pPr>
+        <w:tabs>
+          <w:tab w:val="num" w:pos="5040"/>
+        </w:tabs>
+        <w:ind w:left="5040" w:hanging="360"/>
+      </w:pPr>
+    </w:lvl>
+    <w:lvl w:ilvl="7" w:tentative="1">
+      <w:start w:val="1"/>
+      <w:numFmt w:val="decimal"/>
+      <w:lvlText w:val="%8."/>
+      <w:lvlJc w:val="left"/>
+      <w:pPr>
+        <w:tabs>
+          <w:tab w:val="num" w:pos="5760"/>
+        </w:tabs>
+        <w:ind w:left="5760" w:hanging="360"/>
+      </w:pPr>
+    </w:lvl>
+    <w:lvl w:ilvl="8" w:tentative="1">
+      <w:start w:val="1"/>
+      <w:numFmt w:val="decimal"/>
+      <w:lvlText w:val="%9."/>
+      <w:lvlJc w:val="left"/>
+      <w:pPr>
+        <w:tabs>
+          <w:tab w:val="num" w:pos="6480"/>
+        </w:tabs>
+        <w:ind w:left="6480" w:hanging="360"/>
+      </w:pPr>
+    </w:lvl>
+  </w:abstractNum>
+  <w:abstractNum w:abstractNumId="7" w15:restartNumberingAfterBreak="0">
     <w:nsid w:val="139A2091"/>
     <w:multiLevelType w:val="multilevel"/>
     <w:tmpl w:val="35B81EF4"/>
@@ -2258,7 +2313,7 @@
       </w:pPr>
     </w:lvl>
   </w:abstractNum>
-  <w:abstractNum w:abstractNumId="3" w15:restartNumberingAfterBreak="0">
+  <w:abstractNum w:abstractNumId="8" w15:restartNumberingAfterBreak="0">
     <w:nsid w:val="20A336AA"/>
     <w:multiLevelType w:val="multilevel"/>
     <w:tmpl w:val="C7FCB832"/>
@@ -2349,7 +2404,7 @@
       </w:pPr>
     </w:lvl>
   </w:abstractNum>
-  <w:abstractNum w:abstractNumId="4" w15:restartNumberingAfterBreak="0">
+  <w:abstractNum w:abstractNumId="9" w15:restartNumberingAfterBreak="0">
     <w:nsid w:val="307A6A3C"/>
     <w:multiLevelType w:val="hybridMultilevel"/>
     <w:tmpl w:val="25FCA190"/>
@@ -2438,7 +2493,96 @@
       </w:pPr>
     </w:lvl>
   </w:abstractNum>
-  <w:abstractNum w:abstractNumId="5" w15:restartNumberingAfterBreak="0">
+  <w:abstractNum w:abstractNumId="10" w15:restartNumberingAfterBreak="0">
+    <w:nsid w:val="3BE74E6E"/>
+    <w:multiLevelType w:val="hybridMultilevel"/>
+    <w:tmpl w:val="C562D246"/>
+    <w:lvl w:ilvl="0" w:tplc="45AC344C">
+      <w:start w:val="1"/>
+      <w:numFmt w:val="decimal"/>
+      <w:lvlText w:val="%1."/>
+      <w:lvlJc w:val="left"/>
+      <w:pPr>
+        <w:ind w:left="1080" w:hanging="360"/>
+      </w:pPr>
+      <w:rPr>
+        <w:rFonts w:hint="default"/>
+      </w:rPr>
+    </w:lvl>
+    <w:lvl w:ilvl="1" w:tplc="04160019" w:tentative="1">
+      <w:start w:val="1"/>
+      <w:numFmt w:val="lowerLetter"/>
+      <w:lvlText w:val="%2."/>
+      <w:lvlJc w:val="left"/>
+      <w:pPr>
+        <w:ind w:left="1800" w:hanging="360"/>
+      </w:pPr>
+    </w:lvl>
+    <w:lvl w:ilvl="2" w:tplc="0416001B" w:tentative="1">
+      <w:start w:val="1"/>
+      <w:numFmt w:val="lowerRoman"/>
+      <w:lvlText w:val="%3."/>
+      <w:lvlJc w:val="right"/>
+      <w:pPr>
+        <w:ind w:left="2520" w:hanging="180"/>
+      </w:pPr>
+    </w:lvl>
+    <w:lvl w:ilvl="3" w:tplc="0416000F" w:tentative="1">
+      <w:start w:val="1"/>
+      <w:numFmt w:val="decimal"/>
+      <w:lvlText w:val="%4."/>
+      <w:lvlJc w:val="left"/>
+      <w:pPr>
+        <w:ind w:left="3240" w:hanging="360"/>
+      </w:pPr>
+    </w:lvl>
+    <w:lvl w:ilvl="4" w:tplc="04160019" w:tentative="1">
+      <w:start w:val="1"/>
+      <w:numFmt w:val="lowerLetter"/>
+      <w:lvlText w:val="%5."/>
+      <w:lvlJc w:val="left"/>
+      <w:pPr>
+        <w:ind w:left="3960" w:hanging="360"/>
+      </w:pPr>
+    </w:lvl>
+    <w:lvl w:ilvl="5" w:tplc="0416001B" w:tentative="1">
+      <w:start w:val="1"/>
+      <w:numFmt w:val="lowerRoman"/>
+      <w:lvlText w:val="%6."/>
+      <w:lvlJc w:val="right"/>
+      <w:pPr>
+        <w:ind w:left="4680" w:hanging="180"/>
+      </w:pPr>
+    </w:lvl>
+    <w:lvl w:ilvl="6" w:tplc="0416000F" w:tentative="1">
+      <w:start w:val="1"/>
+      <w:numFmt w:val="decimal"/>
+      <w:lvlText w:val="%7."/>
+      <w:lvlJc w:val="left"/>
+      <w:pPr>
+        <w:ind w:left="5400" w:hanging="360"/>
+      </w:pPr>
+    </w:lvl>
+    <w:lvl w:ilvl="7" w:tplc="04160019" w:tentative="1">
+      <w:start w:val="1"/>
+      <w:numFmt w:val="lowerLetter"/>
+      <w:lvlText w:val="%8."/>
+      <w:lvlJc w:val="left"/>
+      <w:pPr>
+        <w:ind w:left="6120" w:hanging="360"/>
+      </w:pPr>
+    </w:lvl>
+    <w:lvl w:ilvl="8" w:tplc="0416001B" w:tentative="1">
+      <w:start w:val="1"/>
+      <w:numFmt w:val="lowerRoman"/>
+      <w:lvlText w:val="%9."/>
+      <w:lvlJc w:val="right"/>
+      <w:pPr>
+        <w:ind w:left="6840" w:hanging="180"/>
+      </w:pPr>
+    </w:lvl>
+  </w:abstractNum>
+  <w:abstractNum w:abstractNumId="11" w15:restartNumberingAfterBreak="0">
     <w:nsid w:val="3E255494"/>
     <w:multiLevelType w:val="multilevel"/>
     <w:tmpl w:val="01EAE58C"/>
@@ -2527,7 +2671,7 @@
       </w:pPr>
     </w:lvl>
   </w:abstractNum>
-  <w:abstractNum w:abstractNumId="6" w15:restartNumberingAfterBreak="0">
+  <w:abstractNum w:abstractNumId="12" w15:restartNumberingAfterBreak="0">
     <w:nsid w:val="40246C53"/>
     <w:multiLevelType w:val="multilevel"/>
     <w:tmpl w:val="0F385E50"/>
@@ -2616,7 +2760,120 @@
       </w:pPr>
     </w:lvl>
   </w:abstractNum>
-  <w:abstractNum w:abstractNumId="7" w15:restartNumberingAfterBreak="0">
+  <w:abstractNum w:abstractNumId="13" w15:restartNumberingAfterBreak="0">
+    <w:nsid w:val="470A11E8"/>
+    <w:multiLevelType w:val="multilevel"/>
+    <w:tmpl w:val="549AEC76"/>
+    <w:lvl w:ilvl="0">
+      <w:start w:val="5"/>
+      <w:numFmt w:val="decimal"/>
+      <w:lvlText w:val="%1."/>
+      <w:lvlJc w:val="left"/>
+      <w:pPr>
+        <w:tabs>
+          <w:tab w:val="num" w:pos="720"/>
+        </w:tabs>
+        <w:ind w:left="720" w:hanging="360"/>
+      </w:pPr>
+    </w:lvl>
+    <w:lvl w:ilvl="1" w:tentative="1">
+      <w:start w:val="1"/>
+      <w:numFmt w:val="decimal"/>
+      <w:lvlText w:val="%2."/>
+      <w:lvlJc w:val="left"/>
+      <w:pPr>
+        <w:tabs>
+          <w:tab w:val="num" w:pos="1440"/>
+        </w:tabs>
+        <w:ind w:left="1440" w:hanging="360"/>
+      </w:pPr>
+    </w:lvl>
+    <w:lvl w:ilvl="2" w:tentative="1">
+      <w:start w:val="1"/>
+      <w:numFmt w:val="decimal"/>
+      <w:lvlText w:val="%3."/>
+      <w:lvlJc w:val="left"/>
+      <w:pPr>
+        <w:tabs>
+          <w:tab w:val="num" w:pos="2160"/>
+        </w:tabs>
+        <w:ind w:left="2160" w:hanging="360"/>
+      </w:pPr>
+    </w:lvl>
+    <w:lvl w:ilvl="3" w:tentative="1">
+      <w:start w:val="1"/>
+      <w:numFmt w:val="decimal"/>
+      <w:lvlText w:val="%4."/>
+      <w:lvlJc w:val="left"/>
+      <w:pPr>
+        <w:tabs>
+          <w:tab w:val="num" w:pos="2880"/>
+        </w:tabs>
+        <w:ind w:left="2880" w:hanging="360"/>
+      </w:pPr>
+    </w:lvl>
+    <w:lvl w:ilvl="4" w:tentative="1">
+      <w:start w:val="1"/>
+      <w:numFmt w:val="decimal"/>
+      <w:lvlText w:val="%5."/>
+      <w:lvlJc w:val="left"/>
+      <w:pPr>
+        <w:tabs>
+          <w:tab w:val="num" w:pos="3600"/>
+        </w:tabs>
+        <w:ind w:left="3600" w:hanging="360"/>
+      </w:pPr>
+    </w:lvl>
+    <w:lvl w:ilvl="5" w:tentative="1">
+      <w:start w:val="1"/>
+      <w:numFmt w:val="decimal"/>
+      <w:lvlText w:val="%6."/>
+      <w:lvlJc w:val="left"/>
+      <w:pPr>
+        <w:tabs>
+          <w:tab w:val="num" w:pos="4320"/>
+        </w:tabs>
+        <w:ind w:left="4320" w:hanging="360"/>
+      </w:pPr>
+    </w:lvl>
+    <w:lvl w:ilvl="6" w:tentative="1">
+      <w:start w:val="1"/>
+      <w:numFmt w:val="decimal"/>
+      <w:lvlText w:val="%7."/>
+      <w:lvlJc w:val="left"/>
+      <w:pPr>
+        <w:tabs>
+          <w:tab w:val="num" w:pos="5040"/>
+        </w:tabs>
+        <w:ind w:left="5040" w:hanging="360"/>
+      </w:pPr>
+    </w:lvl>
+    <w:lvl w:ilvl="7" w:tentative="1">
+      <w:start w:val="1"/>
+      <w:numFmt w:val="decimal"/>
+      <w:lvlText w:val="%8."/>
+      <w:lvlJc w:val="left"/>
+      <w:pPr>
+        <w:tabs>
+          <w:tab w:val="num" w:pos="5760"/>
+        </w:tabs>
+        <w:ind w:left="5760" w:hanging="360"/>
+      </w:pPr>
+    </w:lvl>
+    <w:lvl w:ilvl="8" w:tentative="1">
+      <w:start w:val="1"/>
+      <w:numFmt w:val="decimal"/>
+      <w:lvlText w:val="%9."/>
+      <w:lvlJc w:val="left"/>
+      <w:pPr>
+        <w:tabs>
+          <w:tab w:val="num" w:pos="6480"/>
+        </w:tabs>
+        <w:ind w:left="6480" w:hanging="360"/>
+      </w:pPr>
+    </w:lvl>
+  </w:abstractNum>
+  <w:abstractNum w:abstractNumId="14" w15:restartNumberingAfterBreak="0">
     <w:nsid w:val="489243E5"/>
     <w:multiLevelType w:val="multilevel"/>
     <w:tmpl w:val="DC3A503A"/>
@@ -2705,7 +2962,7 @@
       </w:pPr>
     </w:lvl>
   </w:abstractNum>
-  <w:abstractNum w:abstractNumId="8" w15:restartNumberingAfterBreak="0">
+  <w:abstractNum w:abstractNumId="15" w15:restartNumberingAfterBreak="0">
     <w:nsid w:val="54A92EB2"/>
     <w:multiLevelType w:val="multilevel"/>
     <w:tmpl w:val="3B2EAA90"/>
@@ -2795,7 +3052,120 @@
       </w:pPr>
     </w:lvl>
   </w:abstractNum>
-  <w:abstractNum w:abstractNumId="9" w15:restartNumberingAfterBreak="0">
+  <w:abstractNum w:abstractNumId="16" w15:restartNumberingAfterBreak="0">
+    <w:nsid w:val="564425E5"/>
+    <w:multiLevelType w:val="multilevel"/>
+    <w:tmpl w:val="E1D08AAA"/>
+    <w:lvl w:ilvl="0">
+      <w:start w:val="7"/>
+      <w:numFmt w:val="decimal"/>
+      <w:lvlText w:val="%1."/>
+      <w:lvlJc w:val="left"/>
+      <w:pPr>
+        <w:tabs>
+          <w:tab w:val="num" w:pos="720"/>
+        </w:tabs>
+        <w:ind w:left="720" w:hanging="360"/>
+      </w:pPr>
+    </w:lvl>
+    <w:lvl w:ilvl="1" w:tentative="1">
+      <w:start w:val="1"/>
+      <w:numFmt w:val="decimal"/>
+      <w:lvlText w:val="%2."/>
+      <w:lvlJc w:val="left"/>
+      <w:pPr>
+        <w:tabs>
+          <w:tab w:val="num" w:pos="1440"/>
+        </w:tabs>
+        <w:ind w:left="1440" w:hanging="360"/>
+      </w:pPr>
+    </w:lvl>
+    <w:lvl w:ilvl="2" w:tentative="1">
+      <w:start w:val="1"/>
+      <w:numFmt w:val="decimal"/>
+      <w:lvlText w:val="%3."/>
+      <w:lvlJc w:val="left"/>
+      <w:pPr>
+        <w:tabs>
+          <w:tab w:val="num" w:pos="2160"/>
+        </w:tabs>
+        <w:ind w:left="2160" w:hanging="360"/>
+      </w:pPr>
+    </w:lvl>
+    <w:lvl w:ilvl="3" w:tentative="1">
+      <w:start w:val="1"/>
+      <w:numFmt w:val="decimal"/>
+      <w:lvlText w:val="%4."/>
+      <w:lvlJc w:val="left"/>
+      <w:pPr>
+        <w:tabs>
+          <w:tab w:val="num" w:pos="2880"/>
+        </w:tabs>
+        <w:ind w:left="2880" w:hanging="360"/>
+      </w:pPr>
+    </w:lvl>
+    <w:lvl w:ilvl="4" w:tentative="1">
+      <w:start w:val="1"/>
+      <w:numFmt w:val="decimal"/>
+      <w:lvlText w:val="%5."/>
+      <w:lvlJc w:val="left"/>
+      <w:pPr>
+        <w:tabs>
+          <w:tab w:val="num" w:pos="3600"/>
+        </w:tabs>
+        <w:ind w:left="3600" w:hanging="360"/>
+      </w:pPr>
+    </w:lvl>
+    <w:lvl w:ilvl="5" w:tentative="1">
+      <w:start w:val="1"/>
+      <w:numFmt w:val="decimal"/>
+      <w:lvlText w:val="%6."/>
+      <w:lvlJc w:val="left"/>
+      <w:pPr>
+        <w:tabs>
+          <w:tab w:val="num" w:pos="4320"/>
+        </w:tabs>
+        <w:ind w:left="4320" w:hanging="360"/>
+      </w:pPr>
+    </w:lvl>
+    <w:lvl w:ilvl="6" w:tentative="1">
+      <w:start w:val="1"/>
+      <w:numFmt w:val="decimal"/>
+      <w:lvlText w:val="%7."/>
+      <w:lvlJc w:val="left"/>
+      <w:pPr>
+        <w:tabs>
+          <w:tab w:val="num" w:pos="5040"/>
+        </w:tabs>
+        <w:ind w:left="5040" w:hanging="360"/>
+      </w:pPr>
+    </w:lvl>
+    <w:lvl w:ilvl="7" w:tentative="1">
+      <w:start w:val="1"/>
+      <w:numFmt w:val="decimal"/>
+      <w:lvlText w:val="%8."/>
+      <w:lvlJc w:val="left"/>
+      <w:pPr>
+        <w:tabs>
+          <w:tab w:val="num" w:pos="5760"/>
+        </w:tabs>
+        <w:ind w:left="5760" w:hanging="360"/>
+      </w:pPr>
+    </w:lvl>
+    <w:lvl w:ilvl="8" w:tentative="1">
+      <w:start w:val="1"/>
+      <w:numFmt w:val="decimal"/>
+      <w:lvlText w:val="%9."/>
+      <w:lvlJc w:val="left"/>
+      <w:pPr>
+        <w:tabs>
+          <w:tab w:val="num" w:pos="6480"/>
+        </w:tabs>
+        <w:ind w:left="6480" w:hanging="360"/>
+      </w:pPr>
+    </w:lvl>
+  </w:abstractNum>
+  <w:abstractNum w:abstractNumId="17" w15:restartNumberingAfterBreak="0">
     <w:nsid w:val="57AC1880"/>
     <w:multiLevelType w:val="multilevel"/>
     <w:tmpl w:val="5320784A"/>
@@ -2884,7 +3254,7 @@
       </w:pPr>
     </w:lvl>
   </w:abstractNum>
-  <w:abstractNum w:abstractNumId="10" w15:restartNumberingAfterBreak="0">
+  <w:abstractNum w:abstractNumId="18" w15:restartNumberingAfterBreak="0">
     <w:nsid w:val="629F44C2"/>
     <w:multiLevelType w:val="multilevel"/>
     <w:tmpl w:val="31C8185C"/>
@@ -2973,7 +3343,7 @@
       </w:pPr>
     </w:lvl>
   </w:abstractNum>
-  <w:abstractNum w:abstractNumId="11" w15:restartNumberingAfterBreak="0">
+  <w:abstractNum w:abstractNumId="19" w15:restartNumberingAfterBreak="0">
     <w:nsid w:val="65B6332C"/>
     <w:multiLevelType w:val="multilevel"/>
     <w:tmpl w:val="DAFCB0FE"/>
@@ -3062,7 +3432,233 @@
       </w:pPr>
     </w:lvl>
   </w:abstractNum>
-  <w:abstractNum w:abstractNumId="12" w15:restartNumberingAfterBreak="0">
+  <w:abstractNum w:abstractNumId="20" w15:restartNumberingAfterBreak="0">
+    <w:nsid w:val="66E34F21"/>
+    <w:multiLevelType w:val="multilevel"/>
+    <w:tmpl w:val="DB98FE92"/>
+    <w:lvl w:ilvl="0">
+      <w:start w:val="9"/>
+      <w:numFmt w:val="decimal"/>
+      <w:lvlText w:val="%1."/>
+      <w:lvlJc w:val="left"/>
+      <w:pPr>
+        <w:tabs>
+          <w:tab w:val="num" w:pos="720"/>
+        </w:tabs>
+        <w:ind w:left="720" w:hanging="360"/>
+      </w:pPr>
+    </w:lvl>
+    <w:lvl w:ilvl="1" w:tentative="1">
+      <w:start w:val="1"/>
+      <w:numFmt w:val="decimal"/>
+      <w:lvlText w:val="%2."/>
+      <w:lvlJc w:val="left"/>
+      <w:pPr>
+        <w:tabs>
+          <w:tab w:val="num" w:pos="1440"/>
+        </w:tabs>
+        <w:ind w:left="1440" w:hanging="360"/>
+      </w:pPr>
+    </w:lvl>
+    <w:lvl w:ilvl="2" w:tentative="1">
+      <w:start w:val="1"/>
+      <w:numFmt w:val="decimal"/>
+      <w:lvlText w:val="%3."/>
+      <w:lvlJc w:val="left"/>
+      <w:pPr>
+        <w:tabs>
+          <w:tab w:val="num" w:pos="2160"/>
+        </w:tabs>
+        <w:ind w:left="2160" w:hanging="360"/>
+      </w:pPr>
+    </w:lvl>
+    <w:lvl w:ilvl="3" w:tentative="1">
+      <w:start w:val="1"/>
+      <w:numFmt w:val="decimal"/>
+      <w:lvlText w:val="%4."/>
+      <w:lvlJc w:val="left"/>
+      <w:pPr>
+        <w:tabs>
+          <w:tab w:val="num" w:pos="2880"/>
+        </w:tabs>
+        <w:ind w:left="2880" w:hanging="360"/>
+      </w:pPr>
+    </w:lvl>
+    <w:lvl w:ilvl="4" w:tentative="1">
+      <w:start w:val="1"/>
+      <w:numFmt w:val="decimal"/>
+      <w:lvlText w:val="%5."/>
+      <w:lvlJc w:val="left"/>
+      <w:pPr>
+        <w:tabs>
+          <w:tab w:val="num" w:pos="3600"/>
+        </w:tabs>
+        <w:ind w:left="3600" w:hanging="360"/>
+      </w:pPr>
+    </w:lvl>
+    <w:lvl w:ilvl="5" w:tentative="1">
+      <w:start w:val="1"/>
+      <w:numFmt w:val="decimal"/>
+      <w:lvlText w:val="%6."/>
+      <w:lvlJc w:val="left"/>
+      <w:pPr>
+        <w:tabs>
+          <w:tab w:val="num" w:pos="4320"/>
+        </w:tabs>
+        <w:ind w:left="4320" w:hanging="360"/>
+      </w:pPr>
+    </w:lvl>
+    <w:lvl w:ilvl="6" w:tentative="1">
+      <w:start w:val="1"/>
+      <w:numFmt w:val="decimal"/>
+      <w:lvlText w:val="%7."/>
+      <w:lvlJc w:val="left"/>
+      <w:pPr>
+        <w:tabs>
+          <w:tab w:val="num" w:pos="5040"/>
+        </w:tabs>
+        <w:ind w:left="5040" w:hanging="360"/>
+      </w:pPr>
+    </w:lvl>
+    <w:lvl w:ilvl="7" w:tentative="1">
+      <w:start w:val="1"/>
+      <w:numFmt w:val="decimal"/>
+      <w:lvlText w:val="%8."/>
+      <w:lvlJc w:val="left"/>
+      <w:pPr>
+        <w:tabs>
+          <w:tab w:val="num" w:pos="5760"/>
+        </w:tabs>
+        <w:ind w:left="5760" w:hanging="360"/>
+      </w:pPr>
+    </w:lvl>
+    <w:lvl w:ilvl="8" w:tentative="1">
+      <w:start w:val="1"/>
+      <w:numFmt w:val="decimal"/>
+      <w:lvlText w:val="%9."/>
+      <w:lvlJc w:val="left"/>
+      <w:pPr>
+        <w:tabs>
+          <w:tab w:val="num" w:pos="6480"/>
+        </w:tabs>
+        <w:ind w:left="6480" w:hanging="360"/>
+      </w:pPr>
+    </w:lvl>
+  </w:abstractNum>
+  <w:abstractNum w:abstractNumId="21" w15:restartNumberingAfterBreak="0">
+    <w:nsid w:val="68BD56C6"/>
+    <w:multiLevelType w:val="multilevel"/>
+    <w:tmpl w:val="4BBE05CE"/>
+    <w:lvl w:ilvl="0">
+      <w:start w:val="3"/>
+      <w:numFmt w:val="decimal"/>
+      <w:lvlText w:val="%1."/>
+      <w:lvlJc w:val="left"/>
+      <w:pPr>
+        <w:tabs>
+          <w:tab w:val="num" w:pos="720"/>
+        </w:tabs>
+        <w:ind w:left="720" w:hanging="360"/>
+      </w:pPr>
+    </w:lvl>
+    <w:lvl w:ilvl="1" w:tentative="1">
+      <w:start w:val="1"/>
+      <w:numFmt w:val="decimal"/>
+      <w:lvlText w:val="%2."/>
+      <w:lvlJc w:val="left"/>
+      <w:pPr>
+        <w:tabs>
+          <w:tab w:val="num" w:pos="1440"/>
+        </w:tabs>
+        <w:ind w:left="1440" w:hanging="360"/>
+      </w:pPr>
+    </w:lvl>
+    <w:lvl w:ilvl="2" w:tentative="1">
+      <w:start w:val="1"/>
+      <w:numFmt w:val="decimal"/>
+      <w:lvlText w:val="%3."/>
+      <w:lvlJc w:val="left"/>
+      <w:pPr>
+        <w:tabs>
+          <w:tab w:val="num" w:pos="2160"/>
+        </w:tabs>
+        <w:ind w:left="2160" w:hanging="360"/>
+      </w:pPr>
+    </w:lvl>
+    <w:lvl w:ilvl="3" w:tentative="1">
+      <w:start w:val="1"/>
+      <w:numFmt w:val="decimal"/>
+      <w:lvlText w:val="%4."/>
+      <w:lvlJc w:val="left"/>
+      <w:pPr>
+        <w:tabs>
+          <w:tab w:val="num" w:pos="2880"/>
+        </w:tabs>
+        <w:ind w:left="2880" w:hanging="360"/>
+      </w:pPr>
+    </w:lvl>
+    <w:lvl w:ilvl="4" w:tentative="1">
+      <w:start w:val="1"/>
+      <w:numFmt w:val="decimal"/>
+      <w:lvlText w:val="%5."/>
+      <w:lvlJc w:val="left"/>
+      <w:pPr>
+        <w:tabs>
+          <w:tab w:val="num" w:pos="3600"/>
+        </w:tabs>
+        <w:ind w:left="3600" w:hanging="360"/>
+      </w:pPr>
+    </w:lvl>
+    <w:lvl w:ilvl="5" w:tentative="1">
+      <w:start w:val="1"/>
+      <w:numFmt w:val="decimal"/>
+      <w:lvlText w:val="%6."/>
+      <w:lvlJc w:val="left"/>
+      <w:pPr>
+        <w:tabs>
+          <w:tab w:val="num" w:pos="4320"/>
+        </w:tabs>
+        <w:ind w:left="4320" w:hanging="360"/>
+      </w:pPr>
+    </w:lvl>
+    <w:lvl w:ilvl="6" w:tentative="1">
+      <w:start w:val="1"/>
+      <w:numFmt w:val="decimal"/>
+      <w:lvlText w:val="%7."/>
+      <w:lvlJc w:val="left"/>
+      <w:pPr>
+        <w:tabs>
+          <w:tab w:val="num" w:pos="5040"/>
+        </w:tabs>
+        <w:ind w:left="5040" w:hanging="360"/>
+      </w:pPr>
+    </w:lvl>
+    <w:lvl w:ilvl="7" w:tentative="1">
+      <w:start w:val="1"/>
+      <w:numFmt w:val="decimal"/>
+      <w:lvlText w:val="%8."/>
+      <w:lvlJc w:val="left"/>
+      <w:pPr>
+        <w:tabs>
+          <w:tab w:val="num" w:pos="5760"/>
+        </w:tabs>
+        <w:ind w:left="5760" w:hanging="360"/>
+      </w:pPr>
+    </w:lvl>
+    <w:lvl w:ilvl="8" w:tentative="1">
+      <w:start w:val="1"/>
+      <w:numFmt w:val="decimal"/>
+      <w:lvlText w:val="%9."/>
+      <w:lvlJc w:val="left"/>
+      <w:pPr>
+        <w:tabs>
+          <w:tab w:val="num" w:pos="6480"/>
+        </w:tabs>
+        <w:ind w:left="6480" w:hanging="360"/>
+      </w:pPr>
+    </w:lvl>
+  </w:abstractNum>
+  <w:abstractNum w:abstractNumId="22" w15:restartNumberingAfterBreak="0">
     <w:nsid w:val="76283532"/>
     <w:multiLevelType w:val="multilevel"/>
     <w:tmpl w:val="0DF27438"/>
@@ -3152,7 +3748,7 @@
       </w:pPr>
     </w:lvl>
   </w:abstractNum>
-  <w:abstractNum w:abstractNumId="13" w15:restartNumberingAfterBreak="0">
+  <w:abstractNum w:abstractNumId="23" w15:restartNumberingAfterBreak="0">
     <w:nsid w:val="777B6CBB"/>
     <w:multiLevelType w:val="multilevel"/>
     <w:tmpl w:val="0C94DFA0"/>
@@ -3241,7 +3837,7 @@
       </w:pPr>
     </w:lvl>
   </w:abstractNum>
-  <w:abstractNum w:abstractNumId="14" w15:restartNumberingAfterBreak="0">
+  <w:abstractNum w:abstractNumId="24" w15:restartNumberingAfterBreak="0">
     <w:nsid w:val="78DA1C11"/>
     <w:multiLevelType w:val="hybridMultilevel"/>
     <w:tmpl w:val="117E5CBC"/>
@@ -3331,7 +3927,120 @@
       </w:pPr>
     </w:lvl>
   </w:abstractNum>
-  <w:abstractNum w:abstractNumId="15" w15:restartNumberingAfterBreak="0">
+  <w:abstractNum w:abstractNumId="25" w15:restartNumberingAfterBreak="0">
+    <w:nsid w:val="7AA71E45"/>
+    <w:multiLevelType w:val="multilevel"/>
+    <w:tmpl w:val="D5AA5DE4"/>
+    <w:lvl w:ilvl="0">
+      <w:start w:val="10"/>
+      <w:numFmt w:val="decimal"/>
+      <w:lvlText w:val="%1."/>
+      <w:lvlJc w:val="left"/>
+      <w:pPr>
+        <w:tabs>
+          <w:tab w:val="num" w:pos="720"/>
+        </w:tabs>
+        <w:ind w:left="720" w:hanging="360"/>
+      </w:pPr>
+    </w:lvl>
+    <w:lvl w:ilvl="1" w:tentative="1">
+      <w:start w:val="1"/>
+      <w:numFmt w:val="decimal"/>
+      <w:lvlText w:val="%2."/>
+      <w:lvlJc w:val="left"/>
+      <w:pPr>
+        <w:tabs>
+          <w:tab w:val="num" w:pos="1440"/>
+        </w:tabs>
+        <w:ind w:left="1440" w:hanging="360"/>
+      </w:pPr>
+    </w:lvl>
+    <w:lvl w:ilvl="2" w:tentative="1">
+      <w:start w:val="1"/>
+      <w:numFmt w:val="decimal"/>
+      <w:lvlText w:val="%3."/>
+      <w:lvlJc w:val="left"/>
+      <w:pPr>
+        <w:tabs>
+          <w:tab w:val="num" w:pos="2160"/>
+        </w:tabs>
+        <w:ind w:left="2160" w:hanging="360"/>
+      </w:pPr>
+    </w:lvl>
+    <w:lvl w:ilvl="3" w:tentative="1">
+      <w:start w:val="1"/>
+      <w:numFmt w:val="decimal"/>
+      <w:lvlText w:val="%4."/>
+      <w:lvlJc w:val="left"/>
+      <w:pPr>
+        <w:tabs>
+          <w:tab w:val="num" w:pos="2880"/>
+        </w:tabs>
+        <w:ind w:left="2880" w:hanging="360"/>
+      </w:pPr>
+    </w:lvl>
+    <w:lvl w:ilvl="4" w:tentative="1">
+      <w:start w:val="1"/>
+      <w:numFmt w:val="decimal"/>
+      <w:lvlText w:val="%5."/>
+      <w:lvlJc w:val="left"/>
+      <w:pPr>
+        <w:tabs>
+          <w:tab w:val="num" w:pos="3600"/>
+        </w:tabs>
+        <w:ind w:left="3600" w:hanging="360"/>
+      </w:pPr>
+    </w:lvl>
+    <w:lvl w:ilvl="5" w:tentative="1">
+      <w:start w:val="1"/>
+      <w:numFmt w:val="decimal"/>
+      <w:lvlText w:val="%6."/>
+      <w:lvlJc w:val="left"/>
+      <w:pPr>
+        <w:tabs>
+          <w:tab w:val="num" w:pos="4320"/>
+        </w:tabs>
+        <w:ind w:left="4320" w:hanging="360"/>
+      </w:pPr>
+    </w:lvl>
+    <w:lvl w:ilvl="6" w:tentative="1">
+      <w:start w:val="1"/>
+      <w:numFmt w:val="decimal"/>
+      <w:lvlText w:val="%7."/>
+      <w:lvlJc w:val="left"/>
+      <w:pPr>
+        <w:tabs>
+          <w:tab w:val="num" w:pos="5040"/>
+        </w:tabs>
+        <w:ind w:left="5040" w:hanging="360"/>
+      </w:pPr>
+    </w:lvl>
+    <w:lvl w:ilvl="7" w:tentative="1">
+      <w:start w:val="1"/>
+      <w:numFmt w:val="decimal"/>
+      <w:lvlText w:val="%8."/>
+      <w:lvlJc w:val="left"/>
+      <w:pPr>
+        <w:tabs>
+          <w:tab w:val="num" w:pos="5760"/>
+        </w:tabs>
+        <w:ind w:left="5760" w:hanging="360"/>
+      </w:pPr>
+    </w:lvl>
+    <w:lvl w:ilvl="8" w:tentative="1">
+      <w:start w:val="1"/>
+      <w:numFmt w:val="decimal"/>
+      <w:lvlText w:val="%9."/>
+      <w:lvlJc w:val="left"/>
+      <w:pPr>
+        <w:tabs>
+          <w:tab w:val="num" w:pos="6480"/>
+        </w:tabs>
+        <w:ind w:left="6480" w:hanging="360"/>
+      </w:pPr>
+    </w:lvl>
+  </w:abstractNum>
+  <w:abstractNum w:abstractNumId="26" w15:restartNumberingAfterBreak="0">
     <w:nsid w:val="7B1C39FD"/>
     <w:multiLevelType w:val="multilevel"/>
     <w:tmpl w:val="C4CE8A94"/>
@@ -3420,7 +4129,7 @@
       </w:pPr>
     </w:lvl>
   </w:abstractNum>
-  <w:abstractNum w:abstractNumId="16" w15:restartNumberingAfterBreak="0">
+  <w:abstractNum w:abstractNumId="27" w15:restartNumberingAfterBreak="0">
     <w:nsid w:val="7FBB73F4"/>
     <w:multiLevelType w:val="multilevel"/>
     <w:tmpl w:val="6AD87776"/>
@@ -3510,55 +4219,88 @@
     </w:lvl>
   </w:abstractNum>
   <w:num w:numId="1">
+    <w:abstractNumId w:val="12"/>
+  </w:num>
+  <w:num w:numId="2">
+    <w:abstractNumId w:val="19"/>
+  </w:num>
+  <w:num w:numId="3">
+    <w:abstractNumId w:val="27"/>
+  </w:num>
+  <w:num w:numId="4">
+    <w:abstractNumId w:val="15"/>
+  </w:num>
+  <w:num w:numId="5">
+    <w:abstractNumId w:val="22"/>
+  </w:num>
+  <w:num w:numId="6">
+    <w:abstractNumId w:val="7"/>
+  </w:num>
+  <w:num w:numId="7">
+    <w:abstractNumId w:val="14"/>
+  </w:num>
+  <w:num w:numId="8">
+    <w:abstractNumId w:val="4"/>
+  </w:num>
+  <w:num w:numId="9">
+    <w:abstractNumId w:val="26"/>
+  </w:num>
+  <w:num w:numId="10">
+    <w:abstractNumId w:val="23"/>
+  </w:num>
+  <w:num w:numId="11">
+    <w:abstractNumId w:val="11"/>
+  </w:num>
+  <w:num w:numId="12">
+    <w:abstractNumId w:val="17"/>
+  </w:num>
+  <w:num w:numId="13">
+    <w:abstractNumId w:val="18"/>
+  </w:num>
+  <w:num w:numId="14">
+    <w:abstractNumId w:val="8"/>
+  </w:num>
+  <w:num w:numId="15">
+    <w:abstractNumId w:val="3"/>
+  </w:num>
+  <w:num w:numId="16">
+    <w:abstractNumId w:val="9"/>
+  </w:num>
+  <w:num w:numId="17">
+    <w:abstractNumId w:val="24"/>
+  </w:num>
+  <w:num w:numId="18">
+    <w:abstractNumId w:val="10"/>
+  </w:num>
+  <w:num w:numId="19">
+    <w:abstractNumId w:val="1"/>
+  </w:num>
+  <w:num w:numId="20">
+    <w:abstractNumId w:val="5"/>
+  </w:num>
+  <w:num w:numId="21">
+    <w:abstractNumId w:val="21"/>
+  </w:num>
+  <w:num w:numId="22">
     <w:abstractNumId w:val="6"/>
   </w:num>
-  <w:num w:numId="2">
-    <w:abstractNumId w:val="11"/>
+  <w:num w:numId="23">
+    <w:abstractNumId w:val="13"/>
   </w:num>
-  <w:num w:numId="3">
+  <w:num w:numId="24">
+    <w:abstractNumId w:val="0"/>
+  </w:num>
+  <w:num w:numId="25">
     <w:abstractNumId w:val="16"/>
   </w:num>
-  <w:num w:numId="4">
-    <w:abstractNumId w:val="8"/>
-  </w:num>
-  <w:num w:numId="5">
-    <w:abstractNumId w:val="12"/>
-  </w:num>
-  <w:num w:numId="6">
+  <w:num w:numId="26">
     <w:abstractNumId w:val="2"/>
   </w:num>
-  <w:num w:numId="7">
-    <w:abstractNumId w:val="7"/>
+  <w:num w:numId="27">
+    <w:abstractNumId w:val="20"/>
   </w:num>
-  <w:num w:numId="8">
-    <w:abstractNumId w:val="1"/>
-  </w:num>
-  <w:num w:numId="9">
-    <w:abstractNumId w:val="15"/>
-  </w:num>
-  <w:num w:numId="10">
-    <w:abstractNumId w:val="13"/>
-  </w:num>
-  <w:num w:numId="11">
-    <w:abstractNumId w:val="5"/>
-  </w:num>
-  <w:num w:numId="12">
-    <w:abstractNumId w:val="9"/>
-  </w:num>
-  <w:num w:numId="13">
-    <w:abstractNumId w:val="10"/>
-  </w:num>
-  <w:num w:numId="14">
-    <w:abstractNumId w:val="3"/>
-  </w:num>
-  <w:num w:numId="15">
-    <w:abstractNumId w:val="0"/>
-  </w:num>
-  <w:num w:numId="16">
-    <w:abstractNumId w:val="4"/>
-  </w:num>
-  <w:num w:numId="17">
-    <w:abstractNumId w:val="14"/>
+  <w:num w:numId="28">
+    <w:abstractNumId w:val="25"/>
   </w:num>
 </w:numbering>
 </file>
@@ -15786,6 +16528,21 @@
     <w:basedOn w:val="Fontepargpadro"/>
     <w:rsid w:val="006A73DC"/>
   </w:style>
+  <w:style w:type="character" w:customStyle="1" w:styleId="mopen">
+    <w:name w:val="mopen"/>
+    <w:basedOn w:val="Fontepargpadro"/>
+    <w:rsid w:val="00386F75"/>
+  </w:style>
+  <w:style w:type="character" w:customStyle="1" w:styleId="mclose">
+    <w:name w:val="mclose"/>
+    <w:basedOn w:val="Fontepargpadro"/>
+    <w:rsid w:val="00386F75"/>
+  </w:style>
+  <w:style w:type="character" w:customStyle="1" w:styleId="delimsizing">
+    <w:name w:val="delimsizing"/>
+    <w:basedOn w:val="Fontepargpadro"/>
+    <w:rsid w:val="00386F75"/>
+  </w:style>
 </w:styles>
 </file>
 
@@ -16002,7 +16759,7 @@
 </file>
 
 <file path=customXml/itemProps1.xml><?xml version="1.0" encoding="utf-8"?>
-<ds:datastoreItem xmlns:ds="http://schemas.openxmlformats.org/officeDocument/2006/customXml" ds:itemID="{AA677784-2C49-4373-839F-6A35F5E58199}">
+<ds:datastoreItem xmlns:ds="http://schemas.openxmlformats.org/officeDocument/2006/customXml" ds:itemID="{443A3E89-F592-47C1-8C97-1BBD2FC1C78A}">
   <ds:schemaRefs>
     <ds:schemaRef ds:uri="http://schemas.openxmlformats.org/officeDocument/2006/bibliography"/>
   </ds:schemaRefs>
